--- a/dic/خطابات جاهزة لتعديل/‏‏عطل في السيتا.docx
+++ b/dic/خطابات جاهزة لتعديل/‏‏عطل في السيتا.docx
@@ -5,8 +5,8 @@
     <w:p>
       <w:pPr>
         <w:pStyle w:val="2"/>
-        <w:rPr>
-          <w:rFonts w:hint="cs"/>
+        <w:ind w:left="-1192"/>
+        <w:rPr>
           <w:rtl/>
         </w:rPr>
       </w:pPr>
@@ -46,7 +46,7 @@
     <w:p>
       <w:pPr>
         <w:rPr>
-          <w:rFonts w:asciiTheme="minorBidi" w:hAnsiTheme="minorBidi" w:cs="PT Bold Heading"/>
+          <w:rFonts w:asciiTheme="minorBidi" w:hAnsiTheme="minorBidi" w:cs="AL-Mateen"/>
           <w:b/>
           <w:bCs/>
           <w:color w:val="000000" w:themeColor="text1"/>
@@ -57,7 +57,7 @@
       </w:pPr>
       <w:r>
         <w:rPr>
-          <w:rFonts w:asciiTheme="minorBidi" w:hAnsiTheme="minorBidi" w:cs="PT Bold Heading" w:hint="cs"/>
+          <w:rFonts w:asciiTheme="minorBidi" w:hAnsiTheme="minorBidi" w:cs="AL-Mateen" w:hint="cs"/>
           <w:b/>
           <w:bCs/>
           <w:color w:val="000000" w:themeColor="text1"/>
@@ -71,7 +71,7 @@
     <w:p>
       <w:pPr>
         <w:rPr>
-          <w:rFonts w:asciiTheme="minorBidi" w:hAnsiTheme="minorBidi"/>
+          <w:rFonts w:asciiTheme="minorBidi" w:hAnsiTheme="minorBidi" w:cs="AL-Mateen"/>
           <w:b/>
           <w:bCs/>
           <w:color w:val="000000" w:themeColor="text1"/>
@@ -82,19 +82,20 @@
       </w:pPr>
       <w:r>
         <w:rPr>
-          <w:rFonts w:asciiTheme="minorBidi" w:hAnsiTheme="minorBidi"/>
+          <w:rFonts w:asciiTheme="minorBidi" w:hAnsiTheme="minorBidi" w:cs="AL-Mateen"/>
           <w:b/>
           <w:bCs/>
           <w:color w:val="000000" w:themeColor="text1"/>
-          <w:sz w:val="32"/>
-          <w:szCs w:val="32"/>
-          <w:rtl/>
-        </w:rPr>
-        <w:t>   </w:t>
-      </w:r>
-      <w:r>
-        <w:rPr>
-          <w:rFonts w:asciiTheme="minorBidi" w:hAnsiTheme="minorBidi"/>
+          <w:sz w:val="36"/>
+          <w:szCs w:val="36"/>
+          <w:rtl/>
+        </w:rPr>
+        <w:t xml:space="preserve">   السلام عليكم ورحمة الله </w:t>
+      </w:r>
+      <w:proofErr w:type="gramStart"/>
+      <w:r>
+        <w:rPr>
+          <w:rFonts w:asciiTheme="minorBidi" w:hAnsiTheme="minorBidi" w:cs="AL-Mateen"/>
           <w:b/>
           <w:bCs/>
           <w:color w:val="000000" w:themeColor="text1"/>
@@ -102,545 +103,571 @@
           <w:szCs w:val="36"/>
           <w:rtl/>
         </w:rPr>
-        <w:t>السلام عليكم ورحمة الله وبركاته،،،وبعد:</w:t>
+        <w:t>وبركاته،،،</w:t>
+      </w:r>
+      <w:proofErr w:type="gramEnd"/>
+      <w:r>
+        <w:rPr>
+          <w:rFonts w:asciiTheme="minorBidi" w:hAnsiTheme="minorBidi" w:cs="AL-Mateen"/>
+          <w:b/>
+          <w:bCs/>
+          <w:color w:val="000000" w:themeColor="text1"/>
+          <w:sz w:val="36"/>
+          <w:szCs w:val="36"/>
+          <w:rtl/>
+        </w:rPr>
+        <w:t>وبعد:</w:t>
       </w:r>
     </w:p>
     <w:p>
       <w:pPr>
-        <w:rPr>
-          <w:rFonts w:asciiTheme="minorBidi" w:hAnsiTheme="minorBidi" w:cs="Arial"/>
-          <w:color w:val="000000" w:themeColor="text1"/>
-          <w:sz w:val="36"/>
-          <w:szCs w:val="36"/>
+        <w:ind w:left="-908" w:right="-993"/>
+        <w:rPr>
+          <w:rFonts w:asciiTheme="minorBidi" w:hAnsiTheme="minorBidi" w:cs="AL-Mohanad Bold"/>
+          <w:color w:val="000000" w:themeColor="text1"/>
+          <w:sz w:val="32"/>
+          <w:szCs w:val="32"/>
           <w:rtl/>
         </w:rPr>
       </w:pPr>
       <w:r>
         <w:rPr>
-          <w:rFonts w:asciiTheme="minorBidi" w:hAnsiTheme="minorBidi"/>
-          <w:color w:val="000000" w:themeColor="text1"/>
-          <w:sz w:val="36"/>
-          <w:szCs w:val="36"/>
+          <w:rFonts w:asciiTheme="minorBidi" w:hAnsiTheme="minorBidi" w:cs="AL-Mohanad Bold"/>
+          <w:color w:val="000000" w:themeColor="text1"/>
+          <w:sz w:val="32"/>
+          <w:szCs w:val="32"/>
           <w:rtl/>
         </w:rPr>
         <w:t xml:space="preserve"> </w:t>
       </w:r>
       <w:r>
         <w:rPr>
-          <w:rFonts w:asciiTheme="minorBidi" w:hAnsiTheme="minorBidi" w:cs="Arial" w:hint="cs"/>
-          <w:color w:val="000000" w:themeColor="text1"/>
-          <w:sz w:val="36"/>
-          <w:szCs w:val="36"/>
+          <w:rFonts w:asciiTheme="minorBidi" w:hAnsiTheme="minorBidi" w:cs="AL-Mohanad Bold" w:hint="cs"/>
+          <w:color w:val="000000" w:themeColor="text1"/>
+          <w:sz w:val="32"/>
+          <w:szCs w:val="32"/>
           <w:rtl/>
         </w:rPr>
         <w:t xml:space="preserve">نفيد سعادتكم انه اثناء </w:t>
       </w:r>
       <w:r>
         <w:rPr>
-          <w:rFonts w:asciiTheme="minorBidi" w:hAnsiTheme="minorBidi" w:cs="Arial" w:hint="cs"/>
-          <w:color w:val="000000" w:themeColor="text1"/>
-          <w:sz w:val="36"/>
-          <w:szCs w:val="36"/>
+          <w:rFonts w:asciiTheme="minorBidi" w:hAnsiTheme="minorBidi" w:cs="AL-Mohanad Bold" w:hint="cs"/>
+          <w:color w:val="000000" w:themeColor="text1"/>
+          <w:sz w:val="32"/>
+          <w:szCs w:val="32"/>
           <w:rtl/>
         </w:rPr>
         <w:t xml:space="preserve">استلامنا ليوم </w:t>
       </w:r>
-      <w:r>
-        <w:rPr>
-          <w:rFonts w:asciiTheme="minorBidi" w:hAnsiTheme="minorBidi" w:cs="Arial" w:hint="cs"/>
-          <w:color w:val="000000" w:themeColor="text1"/>
-          <w:sz w:val="36"/>
-          <w:szCs w:val="36"/>
+      <w:proofErr w:type="gramStart"/>
+      <w:r>
+        <w:rPr>
+          <w:rFonts w:asciiTheme="minorBidi" w:hAnsiTheme="minorBidi" w:cs="AL-Mohanad Bold" w:hint="cs"/>
+          <w:color w:val="000000" w:themeColor="text1"/>
+          <w:sz w:val="32"/>
+          <w:szCs w:val="32"/>
           <w:rtl/>
         </w:rPr>
         <w:t>( )</w:t>
       </w:r>
-      <w:r>
-        <w:rPr>
-          <w:rFonts w:asciiTheme="minorBidi" w:hAnsiTheme="minorBidi" w:cs="Arial" w:hint="cs"/>
-          <w:color w:val="000000" w:themeColor="text1"/>
-          <w:sz w:val="36"/>
-          <w:szCs w:val="36"/>
+      <w:proofErr w:type="gramEnd"/>
+      <w:r>
+        <w:rPr>
+          <w:rFonts w:asciiTheme="minorBidi" w:hAnsiTheme="minorBidi" w:cs="AL-Mohanad Bold" w:hint="cs"/>
+          <w:color w:val="000000" w:themeColor="text1"/>
+          <w:sz w:val="32"/>
+          <w:szCs w:val="32"/>
           <w:rtl/>
         </w:rPr>
         <w:t xml:space="preserve"> الموافق </w:t>
       </w:r>
       <w:r>
         <w:rPr>
-          <w:rFonts w:asciiTheme="minorBidi" w:hAnsiTheme="minorBidi" w:cs="Arial" w:hint="cs"/>
-          <w:color w:val="000000" w:themeColor="text1"/>
-          <w:sz w:val="36"/>
-          <w:szCs w:val="36"/>
+          <w:rFonts w:asciiTheme="minorBidi" w:hAnsiTheme="minorBidi" w:cs="AL-Mohanad Bold" w:hint="cs"/>
+          <w:color w:val="000000" w:themeColor="text1"/>
+          <w:sz w:val="32"/>
+          <w:szCs w:val="32"/>
           <w:rtl/>
         </w:rPr>
         <w:t xml:space="preserve">  </w:t>
       </w:r>
       <w:r>
         <w:rPr>
-          <w:rFonts w:asciiTheme="minorBidi" w:hAnsiTheme="minorBidi" w:cs="Arial" w:hint="cs"/>
-          <w:color w:val="000000" w:themeColor="text1"/>
-          <w:sz w:val="36"/>
-          <w:szCs w:val="36"/>
+          <w:rFonts w:asciiTheme="minorBidi" w:hAnsiTheme="minorBidi" w:cs="AL-Mohanad Bold" w:hint="cs"/>
+          <w:color w:val="000000" w:themeColor="text1"/>
+          <w:sz w:val="32"/>
+          <w:szCs w:val="32"/>
           <w:rtl/>
         </w:rPr>
         <w:t>/</w:t>
       </w:r>
       <w:r>
         <w:rPr>
-          <w:rFonts w:asciiTheme="minorBidi" w:hAnsiTheme="minorBidi" w:cs="Arial" w:hint="cs"/>
-          <w:color w:val="000000" w:themeColor="text1"/>
-          <w:sz w:val="36"/>
-          <w:szCs w:val="36"/>
+          <w:rFonts w:asciiTheme="minorBidi" w:hAnsiTheme="minorBidi" w:cs="AL-Mohanad Bold" w:hint="cs"/>
+          <w:color w:val="000000" w:themeColor="text1"/>
+          <w:sz w:val="32"/>
+          <w:szCs w:val="32"/>
           <w:rtl/>
         </w:rPr>
         <w:t xml:space="preserve">   </w:t>
       </w:r>
       <w:r>
         <w:rPr>
-          <w:rFonts w:asciiTheme="minorBidi" w:hAnsiTheme="minorBidi" w:cs="Arial" w:hint="cs"/>
-          <w:color w:val="000000" w:themeColor="text1"/>
-          <w:sz w:val="36"/>
-          <w:szCs w:val="36"/>
+          <w:rFonts w:asciiTheme="minorBidi" w:hAnsiTheme="minorBidi" w:cs="AL-Mohanad Bold" w:hint="cs"/>
+          <w:color w:val="000000" w:themeColor="text1"/>
+          <w:sz w:val="32"/>
+          <w:szCs w:val="32"/>
           <w:rtl/>
         </w:rPr>
         <w:t>/</w:t>
       </w:r>
       <w:r>
         <w:rPr>
-          <w:rFonts w:asciiTheme="minorBidi" w:hAnsiTheme="minorBidi" w:cs="Arial" w:hint="cs"/>
-          <w:color w:val="000000" w:themeColor="text1"/>
-          <w:sz w:val="36"/>
-          <w:szCs w:val="36"/>
-          <w:rtl/>
-        </w:rPr>
-        <w:t>١٤٤٦هـ</w:t>
-      </w:r>
-      <w:r>
-        <w:rPr>
-          <w:rFonts w:asciiTheme="minorBidi" w:hAnsiTheme="minorBidi" w:cs="Arial" w:hint="cs"/>
-          <w:color w:val="000000" w:themeColor="text1"/>
-          <w:sz w:val="36"/>
-          <w:szCs w:val="36"/>
+          <w:rFonts w:ascii="Times New Roman" w:hAnsi="Times New Roman" w:cs="Times New Roman" w:hint="cs"/>
+          <w:color w:val="000000" w:themeColor="text1"/>
+          <w:sz w:val="32"/>
+          <w:szCs w:val="32"/>
+          <w:rtl/>
+        </w:rPr>
+        <w:t>١٤٤٦</w:t>
+      </w:r>
+      <w:r>
+        <w:rPr>
+          <w:rFonts w:asciiTheme="minorBidi" w:hAnsiTheme="minorBidi" w:cs="AL-Mohanad Bold" w:hint="cs"/>
+          <w:color w:val="000000" w:themeColor="text1"/>
+          <w:sz w:val="32"/>
+          <w:szCs w:val="32"/>
+          <w:rtl/>
+        </w:rPr>
+        <w:t>هـ</w:t>
+      </w:r>
+      <w:r>
+        <w:rPr>
+          <w:rFonts w:asciiTheme="minorBidi" w:hAnsiTheme="minorBidi" w:cs="AL-Mohanad Bold" w:hint="cs"/>
+          <w:color w:val="000000" w:themeColor="text1"/>
+          <w:sz w:val="32"/>
+          <w:szCs w:val="32"/>
           <w:rtl/>
         </w:rPr>
         <w:t xml:space="preserve"> </w:t>
       </w:r>
       <w:r>
         <w:rPr>
-          <w:rFonts w:asciiTheme="minorBidi" w:hAnsiTheme="minorBidi" w:cs="Arial" w:hint="eastAsia"/>
-          <w:color w:val="000000" w:themeColor="text1"/>
-          <w:sz w:val="36"/>
-          <w:szCs w:val="36"/>
+          <w:rFonts w:asciiTheme="minorBidi" w:hAnsiTheme="minorBidi" w:cs="AL-Mohanad Bold" w:hint="eastAsia"/>
+          <w:color w:val="000000" w:themeColor="text1"/>
+          <w:sz w:val="32"/>
+          <w:szCs w:val="32"/>
           <w:rtl/>
         </w:rPr>
         <w:t>تعطل</w:t>
       </w:r>
       <w:r>
         <w:rPr>
-          <w:rFonts w:asciiTheme="minorBidi" w:hAnsiTheme="minorBidi" w:cs="Arial"/>
-          <w:color w:val="000000" w:themeColor="text1"/>
-          <w:sz w:val="36"/>
-          <w:szCs w:val="36"/>
+          <w:rFonts w:asciiTheme="minorBidi" w:hAnsiTheme="minorBidi" w:cs="AL-Mohanad Bold"/>
+          <w:color w:val="000000" w:themeColor="text1"/>
+          <w:sz w:val="32"/>
+          <w:szCs w:val="32"/>
           <w:rtl/>
         </w:rPr>
         <w:t xml:space="preserve"> </w:t>
       </w:r>
       <w:r>
         <w:rPr>
-          <w:rFonts w:asciiTheme="minorBidi" w:hAnsiTheme="minorBidi" w:cs="Arial" w:hint="eastAsia"/>
-          <w:color w:val="000000" w:themeColor="text1"/>
-          <w:sz w:val="36"/>
-          <w:szCs w:val="36"/>
+          <w:rFonts w:asciiTheme="minorBidi" w:hAnsiTheme="minorBidi" w:cs="AL-Mohanad Bold" w:hint="eastAsia"/>
+          <w:color w:val="000000" w:themeColor="text1"/>
+          <w:sz w:val="32"/>
+          <w:szCs w:val="32"/>
           <w:rtl/>
         </w:rPr>
         <w:t>نظام</w:t>
       </w:r>
       <w:r>
         <w:rPr>
-          <w:rFonts w:asciiTheme="minorBidi" w:hAnsiTheme="minorBidi" w:cs="Arial"/>
-          <w:color w:val="000000" w:themeColor="text1"/>
-          <w:sz w:val="36"/>
-          <w:szCs w:val="36"/>
+          <w:rFonts w:asciiTheme="minorBidi" w:hAnsiTheme="minorBidi" w:cs="AL-Mohanad Bold"/>
+          <w:color w:val="000000" w:themeColor="text1"/>
+          <w:sz w:val="32"/>
+          <w:szCs w:val="32"/>
           <w:rtl/>
         </w:rPr>
         <w:t xml:space="preserve"> </w:t>
       </w:r>
       <w:r>
         <w:rPr>
-          <w:rFonts w:asciiTheme="minorBidi" w:hAnsiTheme="minorBidi" w:cs="Arial" w:hint="eastAsia"/>
-          <w:color w:val="000000" w:themeColor="text1"/>
-          <w:sz w:val="36"/>
-          <w:szCs w:val="36"/>
+          <w:rFonts w:asciiTheme="minorBidi" w:hAnsiTheme="minorBidi" w:cs="AL-Mohanad Bold" w:hint="eastAsia"/>
+          <w:color w:val="000000" w:themeColor="text1"/>
+          <w:sz w:val="32"/>
+          <w:szCs w:val="32"/>
           <w:rtl/>
         </w:rPr>
         <w:t>سيتا</w:t>
       </w:r>
       <w:r>
         <w:rPr>
-          <w:rFonts w:asciiTheme="minorBidi" w:hAnsiTheme="minorBidi" w:cs="Arial"/>
-          <w:color w:val="000000" w:themeColor="text1"/>
-          <w:sz w:val="36"/>
-          <w:szCs w:val="36"/>
+          <w:rFonts w:asciiTheme="minorBidi" w:hAnsiTheme="minorBidi" w:cs="AL-Mohanad Bold"/>
+          <w:color w:val="000000" w:themeColor="text1"/>
+          <w:sz w:val="32"/>
+          <w:szCs w:val="32"/>
           <w:rtl/>
         </w:rPr>
         <w:t xml:space="preserve"> </w:t>
       </w:r>
       <w:r>
         <w:rPr>
-          <w:rFonts w:asciiTheme="minorBidi" w:hAnsiTheme="minorBidi" w:cs="Arial" w:hint="eastAsia"/>
-          <w:color w:val="000000" w:themeColor="text1"/>
-          <w:sz w:val="36"/>
-          <w:szCs w:val="36"/>
+          <w:rFonts w:asciiTheme="minorBidi" w:hAnsiTheme="minorBidi" w:cs="AL-Mohanad Bold" w:hint="eastAsia"/>
+          <w:color w:val="000000" w:themeColor="text1"/>
+          <w:sz w:val="32"/>
+          <w:szCs w:val="32"/>
           <w:rtl/>
         </w:rPr>
         <w:t>مما</w:t>
       </w:r>
       <w:r>
         <w:rPr>
-          <w:rFonts w:asciiTheme="minorBidi" w:hAnsiTheme="minorBidi" w:cs="Arial"/>
-          <w:color w:val="000000" w:themeColor="text1"/>
-          <w:sz w:val="36"/>
-          <w:szCs w:val="36"/>
+          <w:rFonts w:asciiTheme="minorBidi" w:hAnsiTheme="minorBidi" w:cs="AL-Mohanad Bold"/>
+          <w:color w:val="000000" w:themeColor="text1"/>
+          <w:sz w:val="32"/>
+          <w:szCs w:val="32"/>
           <w:rtl/>
         </w:rPr>
         <w:t xml:space="preserve"> </w:t>
       </w:r>
       <w:r>
         <w:rPr>
-          <w:rFonts w:asciiTheme="minorBidi" w:hAnsiTheme="minorBidi" w:cs="Arial" w:hint="eastAsia"/>
-          <w:color w:val="000000" w:themeColor="text1"/>
-          <w:sz w:val="36"/>
-          <w:szCs w:val="36"/>
+          <w:rFonts w:asciiTheme="minorBidi" w:hAnsiTheme="minorBidi" w:cs="AL-Mohanad Bold" w:hint="eastAsia"/>
+          <w:color w:val="000000" w:themeColor="text1"/>
+          <w:sz w:val="32"/>
+          <w:szCs w:val="32"/>
           <w:rtl/>
         </w:rPr>
         <w:t>أدى</w:t>
       </w:r>
       <w:r>
         <w:rPr>
-          <w:rFonts w:asciiTheme="minorBidi" w:hAnsiTheme="minorBidi" w:cs="Arial"/>
-          <w:color w:val="000000" w:themeColor="text1"/>
-          <w:sz w:val="36"/>
-          <w:szCs w:val="36"/>
+          <w:rFonts w:asciiTheme="minorBidi" w:hAnsiTheme="minorBidi" w:cs="AL-Mohanad Bold"/>
+          <w:color w:val="000000" w:themeColor="text1"/>
+          <w:sz w:val="32"/>
+          <w:szCs w:val="32"/>
           <w:rtl/>
         </w:rPr>
         <w:t xml:space="preserve"> </w:t>
       </w:r>
       <w:r>
         <w:rPr>
-          <w:rFonts w:asciiTheme="minorBidi" w:hAnsiTheme="minorBidi" w:cs="Arial" w:hint="eastAsia"/>
-          <w:color w:val="000000" w:themeColor="text1"/>
-          <w:sz w:val="36"/>
-          <w:szCs w:val="36"/>
+          <w:rFonts w:asciiTheme="minorBidi" w:hAnsiTheme="minorBidi" w:cs="AL-Mohanad Bold" w:hint="eastAsia"/>
+          <w:color w:val="000000" w:themeColor="text1"/>
+          <w:sz w:val="32"/>
+          <w:szCs w:val="32"/>
           <w:rtl/>
         </w:rPr>
         <w:t>الى</w:t>
       </w:r>
       <w:r>
         <w:rPr>
-          <w:rFonts w:asciiTheme="minorBidi" w:hAnsiTheme="minorBidi" w:cs="Arial"/>
-          <w:color w:val="000000" w:themeColor="text1"/>
-          <w:sz w:val="36"/>
-          <w:szCs w:val="36"/>
+          <w:rFonts w:asciiTheme="minorBidi" w:hAnsiTheme="minorBidi" w:cs="AL-Mohanad Bold"/>
+          <w:color w:val="000000" w:themeColor="text1"/>
+          <w:sz w:val="32"/>
+          <w:szCs w:val="32"/>
           <w:rtl/>
         </w:rPr>
         <w:t xml:space="preserve"> </w:t>
       </w:r>
       <w:r>
         <w:rPr>
-          <w:rFonts w:asciiTheme="minorBidi" w:hAnsiTheme="minorBidi" w:cs="Arial" w:hint="eastAsia"/>
-          <w:color w:val="000000" w:themeColor="text1"/>
-          <w:sz w:val="36"/>
-          <w:szCs w:val="36"/>
+          <w:rFonts w:asciiTheme="minorBidi" w:hAnsiTheme="minorBidi" w:cs="AL-Mohanad Bold" w:hint="eastAsia"/>
+          <w:color w:val="000000" w:themeColor="text1"/>
+          <w:sz w:val="32"/>
+          <w:szCs w:val="32"/>
           <w:rtl/>
         </w:rPr>
         <w:t>عدم</w:t>
       </w:r>
       <w:r>
         <w:rPr>
-          <w:rFonts w:asciiTheme="minorBidi" w:hAnsiTheme="minorBidi" w:cs="Arial"/>
-          <w:color w:val="000000" w:themeColor="text1"/>
-          <w:sz w:val="36"/>
-          <w:szCs w:val="36"/>
+          <w:rFonts w:asciiTheme="minorBidi" w:hAnsiTheme="minorBidi" w:cs="AL-Mohanad Bold"/>
+          <w:color w:val="000000" w:themeColor="text1"/>
+          <w:sz w:val="32"/>
+          <w:szCs w:val="32"/>
           <w:rtl/>
         </w:rPr>
         <w:t xml:space="preserve"> </w:t>
       </w:r>
       <w:r>
         <w:rPr>
-          <w:rFonts w:asciiTheme="minorBidi" w:hAnsiTheme="minorBidi" w:cs="Arial" w:hint="eastAsia"/>
-          <w:color w:val="000000" w:themeColor="text1"/>
-          <w:sz w:val="36"/>
-          <w:szCs w:val="36"/>
+          <w:rFonts w:asciiTheme="minorBidi" w:hAnsiTheme="minorBidi" w:cs="AL-Mohanad Bold" w:hint="eastAsia"/>
+          <w:color w:val="000000" w:themeColor="text1"/>
+          <w:sz w:val="32"/>
+          <w:szCs w:val="32"/>
           <w:rtl/>
         </w:rPr>
         <w:t>ربط</w:t>
       </w:r>
       <w:r>
         <w:rPr>
-          <w:rFonts w:asciiTheme="minorBidi" w:hAnsiTheme="minorBidi" w:cs="Arial"/>
-          <w:color w:val="000000" w:themeColor="text1"/>
-          <w:sz w:val="36"/>
-          <w:szCs w:val="36"/>
+          <w:rFonts w:asciiTheme="minorBidi" w:hAnsiTheme="minorBidi" w:cs="AL-Mohanad Bold"/>
+          <w:color w:val="000000" w:themeColor="text1"/>
+          <w:sz w:val="32"/>
+          <w:szCs w:val="32"/>
           <w:rtl/>
         </w:rPr>
         <w:t xml:space="preserve"> </w:t>
       </w:r>
       <w:r>
         <w:rPr>
-          <w:rFonts w:asciiTheme="minorBidi" w:hAnsiTheme="minorBidi" w:cs="Arial" w:hint="eastAsia"/>
-          <w:color w:val="000000" w:themeColor="text1"/>
-          <w:sz w:val="36"/>
-          <w:szCs w:val="36"/>
+          <w:rFonts w:asciiTheme="minorBidi" w:hAnsiTheme="minorBidi" w:cs="AL-Mohanad Bold" w:hint="eastAsia"/>
+          <w:color w:val="000000" w:themeColor="text1"/>
+          <w:sz w:val="32"/>
+          <w:szCs w:val="32"/>
           <w:rtl/>
         </w:rPr>
         <w:t>جميع</w:t>
       </w:r>
       <w:r>
         <w:rPr>
-          <w:rFonts w:asciiTheme="minorBidi" w:hAnsiTheme="minorBidi" w:cs="Arial"/>
-          <w:color w:val="000000" w:themeColor="text1"/>
-          <w:sz w:val="36"/>
-          <w:szCs w:val="36"/>
+          <w:rFonts w:asciiTheme="minorBidi" w:hAnsiTheme="minorBidi" w:cs="AL-Mohanad Bold"/>
+          <w:color w:val="000000" w:themeColor="text1"/>
+          <w:sz w:val="32"/>
+          <w:szCs w:val="32"/>
           <w:rtl/>
         </w:rPr>
         <w:t xml:space="preserve"> </w:t>
       </w:r>
       <w:r>
         <w:rPr>
-          <w:rFonts w:asciiTheme="minorBidi" w:hAnsiTheme="minorBidi" w:cs="Arial" w:hint="eastAsia"/>
-          <w:color w:val="000000" w:themeColor="text1"/>
-          <w:sz w:val="36"/>
-          <w:szCs w:val="36"/>
+          <w:rFonts w:asciiTheme="minorBidi" w:hAnsiTheme="minorBidi" w:cs="AL-Mohanad Bold" w:hint="eastAsia"/>
+          <w:color w:val="000000" w:themeColor="text1"/>
+          <w:sz w:val="32"/>
+          <w:szCs w:val="32"/>
           <w:rtl/>
         </w:rPr>
         <w:t>الرحلات</w:t>
       </w:r>
       <w:r>
         <w:rPr>
-          <w:rFonts w:asciiTheme="minorBidi" w:hAnsiTheme="minorBidi" w:cs="Arial"/>
-          <w:color w:val="000000" w:themeColor="text1"/>
-          <w:sz w:val="36"/>
-          <w:szCs w:val="36"/>
+          <w:rFonts w:asciiTheme="minorBidi" w:hAnsiTheme="minorBidi" w:cs="AL-Mohanad Bold"/>
+          <w:color w:val="000000" w:themeColor="text1"/>
+          <w:sz w:val="32"/>
+          <w:szCs w:val="32"/>
           <w:rtl/>
         </w:rPr>
         <w:t xml:space="preserve"> </w:t>
       </w:r>
       <w:r>
         <w:rPr>
-          <w:rFonts w:asciiTheme="minorBidi" w:hAnsiTheme="minorBidi" w:cs="Arial" w:hint="cs"/>
-          <w:color w:val="000000" w:themeColor="text1"/>
-          <w:sz w:val="36"/>
-          <w:szCs w:val="36"/>
+          <w:rFonts w:asciiTheme="minorBidi" w:hAnsiTheme="minorBidi" w:cs="AL-Mohanad Bold" w:hint="cs"/>
+          <w:color w:val="000000" w:themeColor="text1"/>
+          <w:sz w:val="32"/>
+          <w:szCs w:val="32"/>
           <w:rtl/>
         </w:rPr>
         <w:t>في تمام</w:t>
       </w:r>
       <w:r>
         <w:rPr>
-          <w:rFonts w:asciiTheme="minorBidi" w:hAnsiTheme="minorBidi" w:cs="Arial"/>
-          <w:color w:val="000000" w:themeColor="text1"/>
-          <w:sz w:val="36"/>
-          <w:szCs w:val="36"/>
+          <w:rFonts w:asciiTheme="minorBidi" w:hAnsiTheme="minorBidi" w:cs="AL-Mohanad Bold"/>
+          <w:color w:val="000000" w:themeColor="text1"/>
+          <w:sz w:val="32"/>
+          <w:szCs w:val="32"/>
           <w:rtl/>
         </w:rPr>
         <w:t xml:space="preserve"> </w:t>
       </w:r>
       <w:r>
         <w:rPr>
-          <w:rFonts w:asciiTheme="minorBidi" w:hAnsiTheme="minorBidi" w:cs="Arial" w:hint="eastAsia"/>
-          <w:color w:val="000000" w:themeColor="text1"/>
-          <w:sz w:val="36"/>
-          <w:szCs w:val="36"/>
+          <w:rFonts w:asciiTheme="minorBidi" w:hAnsiTheme="minorBidi" w:cs="AL-Mohanad Bold" w:hint="eastAsia"/>
+          <w:color w:val="000000" w:themeColor="text1"/>
+          <w:sz w:val="32"/>
+          <w:szCs w:val="32"/>
           <w:rtl/>
         </w:rPr>
         <w:t>الساعة</w:t>
       </w:r>
       <w:r>
         <w:rPr>
-          <w:rFonts w:asciiTheme="minorBidi" w:hAnsiTheme="minorBidi" w:cs="Arial"/>
-          <w:color w:val="000000" w:themeColor="text1"/>
-          <w:sz w:val="36"/>
-          <w:szCs w:val="36"/>
+          <w:rFonts w:asciiTheme="minorBidi" w:hAnsiTheme="minorBidi" w:cs="AL-Mohanad Bold"/>
+          <w:color w:val="000000" w:themeColor="text1"/>
+          <w:sz w:val="32"/>
+          <w:szCs w:val="32"/>
           <w:rtl/>
         </w:rPr>
         <w:t xml:space="preserve"> (</w:t>
       </w:r>
       <w:r>
         <w:rPr>
-          <w:rFonts w:asciiTheme="minorBidi" w:hAnsiTheme="minorBidi" w:cs="Arial" w:hint="cs"/>
-          <w:color w:val="000000" w:themeColor="text1"/>
-          <w:sz w:val="36"/>
-          <w:szCs w:val="36"/>
+          <w:rFonts w:asciiTheme="minorBidi" w:hAnsiTheme="minorBidi" w:cs="AL-Mohanad Bold" w:hint="cs"/>
+          <w:color w:val="000000" w:themeColor="text1"/>
+          <w:sz w:val="32"/>
+          <w:szCs w:val="32"/>
           <w:rtl/>
         </w:rPr>
         <w:t xml:space="preserve"> </w:t>
       </w:r>
       <w:r>
         <w:rPr>
-          <w:rFonts w:asciiTheme="minorBidi" w:hAnsiTheme="minorBidi" w:cs="Arial"/>
-          <w:color w:val="000000" w:themeColor="text1"/>
-          <w:sz w:val="36"/>
-          <w:szCs w:val="36"/>
+          <w:rFonts w:asciiTheme="minorBidi" w:hAnsiTheme="minorBidi" w:cs="AL-Mohanad Bold"/>
+          <w:color w:val="000000" w:themeColor="text1"/>
+          <w:sz w:val="32"/>
+          <w:szCs w:val="32"/>
           <w:rtl/>
         </w:rPr>
         <w:t xml:space="preserve">) </w:t>
       </w:r>
       <w:r>
         <w:rPr>
-          <w:rFonts w:asciiTheme="minorBidi" w:hAnsiTheme="minorBidi" w:cs="Arial" w:hint="eastAsia"/>
-          <w:color w:val="000000" w:themeColor="text1"/>
-          <w:sz w:val="36"/>
-          <w:szCs w:val="36"/>
+          <w:rFonts w:asciiTheme="minorBidi" w:hAnsiTheme="minorBidi" w:cs="AL-Mohanad Bold" w:hint="eastAsia"/>
+          <w:color w:val="000000" w:themeColor="text1"/>
+          <w:sz w:val="32"/>
+          <w:szCs w:val="32"/>
           <w:rtl/>
         </w:rPr>
         <w:t>وتم</w:t>
       </w:r>
       <w:r>
         <w:rPr>
-          <w:rFonts w:asciiTheme="minorBidi" w:hAnsiTheme="minorBidi" w:cs="Arial"/>
-          <w:color w:val="000000" w:themeColor="text1"/>
-          <w:sz w:val="36"/>
-          <w:szCs w:val="36"/>
+          <w:rFonts w:asciiTheme="minorBidi" w:hAnsiTheme="minorBidi" w:cs="AL-Mohanad Bold"/>
+          <w:color w:val="000000" w:themeColor="text1"/>
+          <w:sz w:val="32"/>
+          <w:szCs w:val="32"/>
           <w:rtl/>
         </w:rPr>
         <w:t xml:space="preserve"> </w:t>
       </w:r>
       <w:r>
         <w:rPr>
-          <w:rFonts w:asciiTheme="minorBidi" w:hAnsiTheme="minorBidi" w:cs="Arial" w:hint="eastAsia"/>
-          <w:color w:val="000000" w:themeColor="text1"/>
-          <w:sz w:val="36"/>
-          <w:szCs w:val="36"/>
+          <w:rFonts w:asciiTheme="minorBidi" w:hAnsiTheme="minorBidi" w:cs="AL-Mohanad Bold" w:hint="eastAsia"/>
+          <w:color w:val="000000" w:themeColor="text1"/>
+          <w:sz w:val="32"/>
+          <w:szCs w:val="32"/>
           <w:rtl/>
         </w:rPr>
         <w:t>رفع</w:t>
       </w:r>
       <w:r>
         <w:rPr>
-          <w:rFonts w:asciiTheme="minorBidi" w:hAnsiTheme="minorBidi" w:cs="Arial"/>
-          <w:color w:val="000000" w:themeColor="text1"/>
-          <w:sz w:val="36"/>
-          <w:szCs w:val="36"/>
+          <w:rFonts w:asciiTheme="minorBidi" w:hAnsiTheme="minorBidi" w:cs="AL-Mohanad Bold"/>
+          <w:color w:val="000000" w:themeColor="text1"/>
+          <w:sz w:val="32"/>
+          <w:szCs w:val="32"/>
           <w:rtl/>
         </w:rPr>
         <w:t xml:space="preserve"> </w:t>
       </w:r>
       <w:r>
         <w:rPr>
-          <w:rFonts w:asciiTheme="minorBidi" w:hAnsiTheme="minorBidi" w:cs="Arial" w:hint="eastAsia"/>
-          <w:color w:val="000000" w:themeColor="text1"/>
-          <w:sz w:val="36"/>
-          <w:szCs w:val="36"/>
+          <w:rFonts w:asciiTheme="minorBidi" w:hAnsiTheme="minorBidi" w:cs="AL-Mohanad Bold" w:hint="eastAsia"/>
+          <w:color w:val="000000" w:themeColor="text1"/>
+          <w:sz w:val="32"/>
+          <w:szCs w:val="32"/>
           <w:rtl/>
         </w:rPr>
         <w:t>بلاغ</w:t>
       </w:r>
       <w:r>
         <w:rPr>
-          <w:rFonts w:asciiTheme="minorBidi" w:hAnsiTheme="minorBidi" w:cs="Arial"/>
-          <w:color w:val="000000" w:themeColor="text1"/>
-          <w:sz w:val="36"/>
-          <w:szCs w:val="36"/>
+          <w:rFonts w:asciiTheme="minorBidi" w:hAnsiTheme="minorBidi" w:cs="AL-Mohanad Bold"/>
+          <w:color w:val="000000" w:themeColor="text1"/>
+          <w:sz w:val="32"/>
+          <w:szCs w:val="32"/>
           <w:rtl/>
         </w:rPr>
         <w:t xml:space="preserve"> </w:t>
       </w:r>
       <w:r>
         <w:rPr>
-          <w:rFonts w:asciiTheme="minorBidi" w:hAnsiTheme="minorBidi" w:cs="Arial" w:hint="eastAsia"/>
-          <w:color w:val="000000" w:themeColor="text1"/>
-          <w:sz w:val="36"/>
-          <w:szCs w:val="36"/>
+          <w:rFonts w:asciiTheme="minorBidi" w:hAnsiTheme="minorBidi" w:cs="AL-Mohanad Bold" w:hint="eastAsia"/>
+          <w:color w:val="000000" w:themeColor="text1"/>
+          <w:sz w:val="32"/>
+          <w:szCs w:val="32"/>
           <w:rtl/>
         </w:rPr>
         <w:t>للمركز</w:t>
       </w:r>
       <w:r>
         <w:rPr>
-          <w:rFonts w:asciiTheme="minorBidi" w:hAnsiTheme="minorBidi" w:cs="Arial" w:hint="cs"/>
-          <w:color w:val="000000" w:themeColor="text1"/>
-          <w:sz w:val="36"/>
-          <w:szCs w:val="36"/>
+          <w:rFonts w:asciiTheme="minorBidi" w:hAnsiTheme="minorBidi" w:cs="AL-Mohanad Bold" w:hint="cs"/>
+          <w:color w:val="000000" w:themeColor="text1"/>
+          <w:sz w:val="32"/>
+          <w:szCs w:val="32"/>
           <w:rtl/>
         </w:rPr>
         <w:t xml:space="preserve"> الوطني</w:t>
       </w:r>
       <w:r>
         <w:rPr>
-          <w:rFonts w:asciiTheme="minorBidi" w:hAnsiTheme="minorBidi" w:cs="Arial"/>
-          <w:color w:val="000000" w:themeColor="text1"/>
-          <w:sz w:val="36"/>
-          <w:szCs w:val="36"/>
+          <w:rFonts w:asciiTheme="minorBidi" w:hAnsiTheme="minorBidi" w:cs="AL-Mohanad Bold"/>
+          <w:color w:val="000000" w:themeColor="text1"/>
+          <w:sz w:val="32"/>
+          <w:szCs w:val="32"/>
           <w:rtl/>
         </w:rPr>
         <w:t xml:space="preserve"> </w:t>
       </w:r>
       <w:r>
         <w:rPr>
-          <w:rFonts w:asciiTheme="minorBidi" w:hAnsiTheme="minorBidi" w:cs="Arial" w:hint="eastAsia"/>
-          <w:color w:val="000000" w:themeColor="text1"/>
-          <w:sz w:val="36"/>
-          <w:szCs w:val="36"/>
+          <w:rFonts w:asciiTheme="minorBidi" w:hAnsiTheme="minorBidi" w:cs="AL-Mohanad Bold" w:hint="eastAsia"/>
+          <w:color w:val="000000" w:themeColor="text1"/>
+          <w:sz w:val="32"/>
+          <w:szCs w:val="32"/>
           <w:rtl/>
         </w:rPr>
         <w:t>برقم</w:t>
       </w:r>
       <w:r>
         <w:rPr>
-          <w:rFonts w:asciiTheme="minorBidi" w:hAnsiTheme="minorBidi" w:cs="Arial"/>
-          <w:color w:val="000000" w:themeColor="text1"/>
-          <w:sz w:val="36"/>
-          <w:szCs w:val="36"/>
+          <w:rFonts w:asciiTheme="minorBidi" w:hAnsiTheme="minorBidi" w:cs="AL-Mohanad Bold"/>
+          <w:color w:val="000000" w:themeColor="text1"/>
+          <w:sz w:val="32"/>
+          <w:szCs w:val="32"/>
           <w:rtl/>
         </w:rPr>
         <w:t xml:space="preserve"> (</w:t>
       </w:r>
       <w:r>
         <w:rPr>
-          <w:rFonts w:asciiTheme="minorBidi" w:hAnsiTheme="minorBidi" w:cs="Arial" w:hint="cs"/>
-          <w:color w:val="000000" w:themeColor="text1"/>
-          <w:sz w:val="36"/>
-          <w:szCs w:val="36"/>
+          <w:rFonts w:asciiTheme="minorBidi" w:hAnsiTheme="minorBidi" w:cs="AL-Mohanad Bold" w:hint="cs"/>
+          <w:color w:val="000000" w:themeColor="text1"/>
+          <w:sz w:val="32"/>
+          <w:szCs w:val="32"/>
           <w:rtl/>
         </w:rPr>
         <w:t xml:space="preserve"> </w:t>
       </w:r>
       <w:r>
         <w:rPr>
-          <w:rFonts w:asciiTheme="minorBidi" w:hAnsiTheme="minorBidi" w:cs="Arial"/>
-          <w:color w:val="000000" w:themeColor="text1"/>
-          <w:sz w:val="36"/>
-          <w:szCs w:val="36"/>
+          <w:rFonts w:asciiTheme="minorBidi" w:hAnsiTheme="minorBidi" w:cs="AL-Mohanad Bold"/>
+          <w:color w:val="000000" w:themeColor="text1"/>
+          <w:sz w:val="32"/>
+          <w:szCs w:val="32"/>
           <w:rtl/>
         </w:rPr>
         <w:t xml:space="preserve">) </w:t>
       </w:r>
       <w:r>
         <w:rPr>
-          <w:rFonts w:asciiTheme="minorBidi" w:hAnsiTheme="minorBidi" w:cs="Arial" w:hint="eastAsia"/>
-          <w:color w:val="000000" w:themeColor="text1"/>
-          <w:sz w:val="36"/>
-          <w:szCs w:val="36"/>
+          <w:rFonts w:asciiTheme="minorBidi" w:hAnsiTheme="minorBidi" w:cs="AL-Mohanad Bold" w:hint="eastAsia"/>
+          <w:color w:val="000000" w:themeColor="text1"/>
+          <w:sz w:val="32"/>
+          <w:szCs w:val="32"/>
           <w:rtl/>
         </w:rPr>
         <w:t>و</w:t>
       </w:r>
       <w:r>
         <w:rPr>
-          <w:rFonts w:asciiTheme="minorBidi" w:hAnsiTheme="minorBidi" w:cs="Arial" w:hint="cs"/>
-          <w:color w:val="000000" w:themeColor="text1"/>
-          <w:sz w:val="36"/>
-          <w:szCs w:val="36"/>
+          <w:rFonts w:asciiTheme="minorBidi" w:hAnsiTheme="minorBidi" w:cs="AL-Mohanad Bold" w:hint="cs"/>
+          <w:color w:val="000000" w:themeColor="text1"/>
+          <w:sz w:val="32"/>
+          <w:szCs w:val="32"/>
           <w:rtl/>
         </w:rPr>
         <w:t>عاد الى العمل مرة أخرى في تمام الساعة (</w:t>
       </w:r>
       <w:r>
         <w:rPr>
-          <w:rFonts w:asciiTheme="minorBidi" w:hAnsiTheme="minorBidi" w:cs="Arial" w:hint="cs"/>
-          <w:color w:val="000000" w:themeColor="text1"/>
-          <w:sz w:val="36"/>
-          <w:szCs w:val="36"/>
+          <w:rFonts w:asciiTheme="minorBidi" w:hAnsiTheme="minorBidi" w:cs="AL-Mohanad Bold" w:hint="cs"/>
+          <w:color w:val="000000" w:themeColor="text1"/>
+          <w:sz w:val="32"/>
+          <w:szCs w:val="32"/>
           <w:rtl/>
         </w:rPr>
         <w:t xml:space="preserve"> )</w:t>
@@ -648,59 +675,72 @@
     </w:p>
     <w:p>
       <w:pPr>
-        <w:rPr>
-          <w:rFonts w:asciiTheme="minorBidi" w:hAnsiTheme="minorBidi"/>
-          <w:color w:val="000000" w:themeColor="text1"/>
-          <w:sz w:val="36"/>
-          <w:szCs w:val="36"/>
+        <w:ind w:left="-908" w:right="-993"/>
+        <w:rPr>
+          <w:rFonts w:asciiTheme="minorBidi" w:hAnsiTheme="minorBidi" w:cs="AL-Mohanad Bold"/>
+          <w:color w:val="000000" w:themeColor="text1"/>
+          <w:sz w:val="32"/>
+          <w:szCs w:val="32"/>
         </w:rPr>
       </w:pPr>
       <w:r>
         <w:rPr>
-          <w:rFonts w:asciiTheme="minorBidi" w:hAnsiTheme="minorBidi" w:hint="cs"/>
-          <w:color w:val="000000" w:themeColor="text1"/>
-          <w:sz w:val="36"/>
-          <w:szCs w:val="36"/>
+          <w:rFonts w:asciiTheme="minorBidi" w:hAnsiTheme="minorBidi" w:cs="AL-Mohanad Bold" w:hint="cs"/>
+          <w:color w:val="000000" w:themeColor="text1"/>
+          <w:sz w:val="32"/>
+          <w:szCs w:val="32"/>
           <w:rtl/>
         </w:rPr>
         <w:t xml:space="preserve"> </w:t>
       </w:r>
       <w:r>
         <w:rPr>
-          <w:rFonts w:asciiTheme="minorBidi" w:hAnsiTheme="minorBidi" w:hint="cs"/>
-          <w:color w:val="000000" w:themeColor="text1"/>
-          <w:sz w:val="36"/>
-          <w:szCs w:val="36"/>
+          <w:rFonts w:asciiTheme="minorBidi" w:hAnsiTheme="minorBidi" w:cs="AL-Mohanad Bold" w:hint="cs"/>
+          <w:color w:val="000000" w:themeColor="text1"/>
+          <w:sz w:val="32"/>
+          <w:szCs w:val="32"/>
           <w:rtl/>
         </w:rPr>
         <w:t>كما تم</w:t>
       </w:r>
       <w:r>
         <w:rPr>
-          <w:rFonts w:asciiTheme="minorBidi" w:hAnsiTheme="minorBidi" w:hint="cs"/>
-          <w:color w:val="000000" w:themeColor="text1"/>
-          <w:sz w:val="36"/>
-          <w:szCs w:val="36"/>
+          <w:rFonts w:asciiTheme="minorBidi" w:hAnsiTheme="minorBidi" w:cs="AL-Mohanad Bold" w:hint="cs"/>
+          <w:color w:val="000000" w:themeColor="text1"/>
+          <w:sz w:val="32"/>
+          <w:szCs w:val="32"/>
           <w:rtl/>
         </w:rPr>
         <w:t xml:space="preserve"> ابلاغ الامر المناوب</w:t>
       </w:r>
       <w:r>
         <w:rPr>
-          <w:rFonts w:asciiTheme="minorBidi" w:hAnsiTheme="minorBidi" w:hint="cs"/>
-          <w:color w:val="000000" w:themeColor="text1"/>
-          <w:sz w:val="36"/>
-          <w:szCs w:val="36"/>
-          <w:rtl/>
-        </w:rPr>
-        <w:t xml:space="preserve"> ( )</w:t>
-      </w:r>
-      <w:r>
-        <w:rPr>
-          <w:rFonts w:asciiTheme="minorBidi" w:hAnsiTheme="minorBidi" w:hint="cs"/>
-          <w:color w:val="000000" w:themeColor="text1"/>
-          <w:sz w:val="36"/>
-          <w:szCs w:val="36"/>
+          <w:rFonts w:asciiTheme="minorBidi" w:hAnsiTheme="minorBidi" w:cs="AL-Mohanad Bold" w:hint="cs"/>
+          <w:color w:val="000000" w:themeColor="text1"/>
+          <w:sz w:val="32"/>
+          <w:szCs w:val="32"/>
+          <w:rtl/>
+        </w:rPr>
+        <w:t xml:space="preserve"> </w:t>
+      </w:r>
+      <w:proofErr w:type="gramStart"/>
+      <w:r>
+        <w:rPr>
+          <w:rFonts w:asciiTheme="minorBidi" w:hAnsiTheme="minorBidi" w:cs="AL-Mohanad Bold" w:hint="cs"/>
+          <w:color w:val="000000" w:themeColor="text1"/>
+          <w:sz w:val="32"/>
+          <w:szCs w:val="32"/>
+          <w:rtl/>
+        </w:rPr>
+        <w:t>( )</w:t>
+      </w:r>
+      <w:proofErr w:type="gramEnd"/>
+      <w:r>
+        <w:rPr>
+          <w:rFonts w:asciiTheme="minorBidi" w:hAnsiTheme="minorBidi" w:cs="AL-Mohanad Bold" w:hint="cs"/>
+          <w:color w:val="000000" w:themeColor="text1"/>
+          <w:sz w:val="32"/>
+          <w:szCs w:val="32"/>
           <w:rtl/>
         </w:rPr>
         <w:t xml:space="preserve"> حينه.</w:t>
@@ -708,48 +748,76 @@
     </w:p>
     <w:p>
       <w:pPr>
-        <w:rPr>
-          <w:rFonts w:asciiTheme="minorBidi" w:hAnsiTheme="minorBidi"/>
-          <w:color w:val="000000" w:themeColor="text1"/>
-          <w:sz w:val="36"/>
-          <w:szCs w:val="36"/>
+        <w:ind w:left="-908" w:right="-993"/>
+        <w:rPr>
+          <w:rFonts w:asciiTheme="minorBidi" w:hAnsiTheme="minorBidi" w:cs="AL-Mohanad Bold"/>
+          <w:color w:val="000000" w:themeColor="text1"/>
+          <w:sz w:val="32"/>
+          <w:szCs w:val="32"/>
           <w:rtl/>
         </w:rPr>
       </w:pPr>
     </w:p>
     <w:p>
       <w:pPr>
-        <w:rPr>
-          <w:rFonts w:asciiTheme="minorBidi" w:hAnsiTheme="minorBidi"/>
+        <w:ind w:left="-908" w:right="-993"/>
+        <w:rPr>
+          <w:rFonts w:asciiTheme="minorBidi" w:hAnsiTheme="minorBidi" w:cs="AL-Mateen"/>
           <w:b/>
           <w:bCs/>
           <w:color w:val="000000" w:themeColor="text1"/>
-          <w:sz w:val="32"/>
-          <w:szCs w:val="32"/>
-          <w:rtl/>
-        </w:rPr>
-      </w:pPr>
-      <w:r>
-        <w:rPr>
-          <w:rFonts w:asciiTheme="minorBidi" w:hAnsiTheme="minorBidi"/>
-          <w:color w:val="000000" w:themeColor="text1"/>
           <w:sz w:val="36"/>
           <w:szCs w:val="36"/>
           <w:rtl/>
         </w:rPr>
+      </w:pPr>
+      <w:r>
+        <w:rPr>
+          <w:rFonts w:asciiTheme="minorBidi" w:hAnsiTheme="minorBidi" w:cs="AL-Mateen"/>
+          <w:color w:val="000000" w:themeColor="text1"/>
+          <w:sz w:val="36"/>
+          <w:szCs w:val="36"/>
+          <w:rtl/>
+        </w:rPr>
         <w:t xml:space="preserve">  </w:t>
       </w:r>
       <w:r>
         <w:rPr>
-          <w:rFonts w:asciiTheme="minorBidi" w:hAnsiTheme="minorBidi"/>
+          <w:rFonts w:asciiTheme="minorBidi" w:hAnsiTheme="minorBidi" w:cs="AL-Mateen"/>
           <w:b/>
           <w:bCs/>
           <w:color w:val="000000" w:themeColor="text1"/>
-          <w:sz w:val="32"/>
-          <w:szCs w:val="32"/>
-          <w:rtl/>
-        </w:rPr>
-        <w:t>هذا ما لزم الرفع به لسعادتكم بأمل الاطلاع والإحاطة ،،، والسلام عليكم</w:t>
+          <w:sz w:val="36"/>
+          <w:szCs w:val="36"/>
+          <w:rtl/>
+        </w:rPr>
+        <w:t xml:space="preserve">هذا ما لزم الرفع به لسعادتكم بأمل الاطلاع </w:t>
+      </w:r>
+      <w:proofErr w:type="gramStart"/>
+      <w:r>
+        <w:rPr>
+          <w:rFonts w:asciiTheme="minorBidi" w:hAnsiTheme="minorBidi" w:cs="AL-Mateen"/>
+          <w:b/>
+          <w:bCs/>
+          <w:color w:val="000000" w:themeColor="text1"/>
+          <w:sz w:val="36"/>
+          <w:szCs w:val="36"/>
+          <w:rtl/>
+        </w:rPr>
+        <w:t>والإحاطة ،</w:t>
+      </w:r>
+      <w:proofErr w:type="gramEnd"/>
+      <w:r>
+        <w:rPr>
+          <w:rFonts w:asciiTheme="minorBidi" w:hAnsiTheme="minorBidi" w:cs="AL-Mateen"/>
+          <w:b/>
+          <w:bCs/>
+          <w:color w:val="000000" w:themeColor="text1"/>
+          <w:sz w:val="36"/>
+          <w:szCs w:val="36"/>
+          <w:rtl/>
+        </w:rPr>
+        <w:t>،، والسلام عليكم</w:t>
       </w:r>
     </w:p>
     <w:p>
@@ -778,6 +846,253 @@
         </w:rPr>
       </w:pPr>
     </w:p>
+    <w:tbl>
+      <w:tblPr>
+        <w:tblStyle w:val="10"/>
+        <w:bidiVisual/>
+        <w:tblW w:w="5661" w:type="dxa"/>
+        <w:tblInd w:w="3068" w:type="dxa"/>
+        <w:tblBorders>
+          <w:top w:val="none" w:sz="0" w:space="0" w:color="auto"/>
+          <w:left w:val="none" w:sz="0" w:space="0" w:color="auto"/>
+          <w:bottom w:val="none" w:sz="0" w:space="0" w:color="auto"/>
+          <w:right w:val="none" w:sz="0" w:space="0" w:color="auto"/>
+          <w:insideH w:val="none" w:sz="0" w:space="0" w:color="auto"/>
+          <w:insideV w:val="none" w:sz="0" w:space="0" w:color="auto"/>
+        </w:tblBorders>
+        <w:tblLook w:val="04A0" w:firstRow="1" w:lastRow="0" w:firstColumn="1" w:lastColumn="0" w:noHBand="0" w:noVBand="1"/>
+      </w:tblPr>
+      <w:tblGrid>
+        <w:gridCol w:w="2116"/>
+        <w:gridCol w:w="3545"/>
+      </w:tblGrid>
+      <w:tr>
+        <w:tc>
+          <w:tcPr>
+            <w:tcW w:w="2116" w:type="dxa"/>
+          </w:tcPr>
+          <w:p>
+            <w:pPr>
+              <w:spacing w:line="254" w:lineRule="auto"/>
+              <w:jc w:val="right"/>
+              <w:rPr>
+                <w:rFonts w:ascii="Arial" w:eastAsia="Times New Roman" w:hAnsi="Arial" w:cs="AL-Mateen"/>
+                <w:b/>
+                <w:bCs/>
+                <w:color w:val="000000" w:themeColor="text1"/>
+                <w:sz w:val="36"/>
+                <w:szCs w:val="36"/>
+              </w:rPr>
+            </w:pPr>
+          </w:p>
+        </w:tc>
+        <w:tc>
+          <w:tcPr>
+            <w:tcW w:w="3545" w:type="dxa"/>
+            <w:hideMark/>
+          </w:tcPr>
+          <w:p>
+            <w:pPr>
+              <w:spacing w:line="254" w:lineRule="auto"/>
+              <w:jc w:val="center"/>
+              <w:rPr>
+                <w:rFonts w:eastAsia="Times New Roman" w:hint="cs"/>
+                <w:sz w:val="36"/>
+                <w:szCs w:val="36"/>
+                <w:rtl/>
+              </w:rPr>
+            </w:pPr>
+            <w:r>
+              <w:rPr>
+                <w:rFonts w:ascii="Arial" w:eastAsia="Times New Roman" w:hAnsi="Arial" w:cs="AL-Mateen" w:hint="cs"/>
+                <w:b/>
+                <w:bCs/>
+                <w:color w:val="000000" w:themeColor="text1"/>
+                <w:sz w:val="36"/>
+                <w:szCs w:val="36"/>
+                <w:rtl/>
+              </w:rPr>
+              <w:t xml:space="preserve">رئيس مناوبة </w:t>
+            </w:r>
+            <w:proofErr w:type="gramStart"/>
+            <w:r>
+              <w:rPr>
+                <w:rFonts w:ascii="Arial" w:eastAsia="Times New Roman" w:hAnsi="Arial" w:cs="AL-Mateen" w:hint="cs"/>
+                <w:b/>
+                <w:bCs/>
+                <w:color w:val="000000" w:themeColor="text1"/>
+                <w:sz w:val="36"/>
+                <w:szCs w:val="36"/>
+                <w:rtl/>
+              </w:rPr>
+              <w:t xml:space="preserve">( </w:t>
+            </w:r>
+            <w:bookmarkStart w:id="0" w:name="Shift1"/>
+            <w:bookmarkEnd w:id="0"/>
+            <w:r>
+              <w:rPr>
+                <w:rFonts w:ascii="Arial" w:eastAsia="Times New Roman" w:hAnsi="Arial" w:cs="AL-Mateen" w:hint="cs"/>
+                <w:b/>
+                <w:bCs/>
+                <w:color w:val="000000" w:themeColor="text1"/>
+                <w:sz w:val="36"/>
+                <w:szCs w:val="36"/>
+                <w:rtl/>
+              </w:rPr>
+              <w:t xml:space="preserve"> )</w:t>
+            </w:r>
+            <w:proofErr w:type="gramEnd"/>
+            <w:r>
+              <w:rPr>
+                <w:rFonts w:ascii="Arial" w:eastAsia="Times New Roman" w:hAnsi="Arial" w:cs="AL-Mateen" w:hint="cs"/>
+                <w:b/>
+                <w:bCs/>
+                <w:color w:val="000000" w:themeColor="text1"/>
+                <w:sz w:val="36"/>
+                <w:szCs w:val="36"/>
+                <w:rtl/>
+              </w:rPr>
+              <w:t xml:space="preserve"> مغادرة ( </w:t>
+            </w:r>
+            <w:bookmarkStart w:id="1" w:name="HallNumber1"/>
+            <w:bookmarkEnd w:id="1"/>
+            <w:r>
+              <w:rPr>
+                <w:rFonts w:ascii="Arial" w:eastAsia="Times New Roman" w:hAnsi="Arial" w:cs="AL-Mateen" w:hint="cs"/>
+                <w:b/>
+                <w:bCs/>
+                <w:color w:val="000000" w:themeColor="text1"/>
+                <w:sz w:val="36"/>
+                <w:szCs w:val="36"/>
+                <w:rtl/>
+              </w:rPr>
+              <w:t xml:space="preserve"> )</w:t>
+            </w:r>
+          </w:p>
+        </w:tc>
+      </w:tr>
+      <w:tr>
+        <w:trPr>
+          <w:trHeight w:val="698"/>
+        </w:trPr>
+        <w:tc>
+          <w:tcPr>
+            <w:tcW w:w="2116" w:type="dxa"/>
+            <w:hideMark/>
+          </w:tcPr>
+          <w:p>
+            <w:pPr>
+              <w:spacing w:line="254" w:lineRule="auto"/>
+              <w:jc w:val="right"/>
+              <w:rPr>
+                <w:rFonts w:ascii="Arial" w:eastAsia="Times New Roman" w:hAnsi="Arial" w:cs="AL-Mateen"/>
+                <w:b/>
+                <w:bCs/>
+                <w:color w:val="000000" w:themeColor="text1"/>
+                <w:sz w:val="36"/>
+                <w:szCs w:val="36"/>
+                <w:rtl/>
+              </w:rPr>
+            </w:pPr>
+            <w:bookmarkStart w:id="2" w:name="Rank1"/>
+            <w:r>
+              <w:rPr>
+                <w:rFonts w:ascii="Arial" w:eastAsia="Times New Roman" w:hAnsi="Arial" w:cs="AL-Mateen" w:hint="cs"/>
+                <w:b/>
+                <w:bCs/>
+                <w:color w:val="000000" w:themeColor="text1"/>
+                <w:sz w:val="36"/>
+                <w:szCs w:val="36"/>
+                <w:rtl/>
+              </w:rPr>
+              <w:t>........</w:t>
+            </w:r>
+            <w:bookmarkEnd w:id="2"/>
+            <w:r>
+              <w:rPr>
+                <w:rFonts w:eastAsia="Times New Roman" w:cs="AL-Mateen" w:hint="cs"/>
+                <w:b/>
+                <w:bCs/>
+                <w:sz w:val="36"/>
+                <w:szCs w:val="36"/>
+                <w:rtl/>
+              </w:rPr>
+              <w:t>/</w:t>
+            </w:r>
+          </w:p>
+        </w:tc>
+        <w:tc>
+          <w:tcPr>
+            <w:tcW w:w="3545" w:type="dxa"/>
+          </w:tcPr>
+          <w:p>
+            <w:pPr>
+              <w:spacing w:line="254" w:lineRule="auto"/>
+              <w:jc w:val="center"/>
+              <w:rPr>
+                <w:rFonts w:eastAsia="Times New Roman" w:hint="cs"/>
+                <w:sz w:val="36"/>
+                <w:szCs w:val="36"/>
+                <w:rtl/>
+              </w:rPr>
+            </w:pPr>
+          </w:p>
+        </w:tc>
+      </w:tr>
+      <w:tr>
+        <w:tc>
+          <w:tcPr>
+            <w:tcW w:w="2116" w:type="dxa"/>
+          </w:tcPr>
+          <w:p>
+            <w:pPr>
+              <w:spacing w:line="254" w:lineRule="auto"/>
+              <w:rPr>
+                <w:rFonts w:ascii="Arial" w:eastAsia="Times New Roman" w:hAnsi="Arial" w:cs="AL-Mateen"/>
+                <w:b/>
+                <w:bCs/>
+                <w:color w:val="000000" w:themeColor="text1"/>
+                <w:sz w:val="36"/>
+                <w:szCs w:val="36"/>
+                <w:rtl/>
+              </w:rPr>
+            </w:pPr>
+          </w:p>
+        </w:tc>
+        <w:tc>
+          <w:tcPr>
+            <w:tcW w:w="3545" w:type="dxa"/>
+            <w:hideMark/>
+          </w:tcPr>
+          <w:p>
+            <w:pPr>
+              <w:spacing w:line="254" w:lineRule="auto"/>
+              <w:jc w:val="center"/>
+              <w:rPr>
+                <w:rFonts w:eastAsia="Times New Roman" w:hint="cs"/>
+                <w:sz w:val="36"/>
+                <w:szCs w:val="36"/>
+                <w:rtl/>
+              </w:rPr>
+            </w:pPr>
+            <w:bookmarkStart w:id="3" w:name="OfficerName1"/>
+            <w:r>
+              <w:rPr>
+                <w:rFonts w:ascii="Arial" w:eastAsia="Times New Roman" w:hAnsi="Arial" w:cs="AL-Mateen" w:hint="cs"/>
+                <w:b/>
+                <w:bCs/>
+                <w:color w:val="000000" w:themeColor="text1"/>
+                <w:sz w:val="36"/>
+                <w:szCs w:val="36"/>
+                <w:rtl/>
+              </w:rPr>
+              <w:t>......................</w:t>
+            </w:r>
+            <w:bookmarkEnd w:id="3"/>
+          </w:p>
+        </w:tc>
+      </w:tr>
+    </w:tbl>
     <w:p>
       <w:pPr>
         <w:rPr>
@@ -837,196 +1152,10 @@
     <w:p>
       <w:pPr>
         <w:rPr>
-          <w:rFonts w:asciiTheme="minorBidi" w:hAnsiTheme="minorBidi" w:cs="PT Bold Heading"/>
-          <w:b/>
-          <w:bCs/>
-          <w:color w:val="000000" w:themeColor="text1"/>
-          <w:sz w:val="36"/>
-          <w:szCs w:val="36"/>
-          <w:rtl/>
-        </w:rPr>
-      </w:pPr>
-      <w:r>
-        <w:rPr>
-          <w:rFonts w:asciiTheme="minorBidi" w:hAnsiTheme="minorBidi"/>
-          <w:color w:val="000000" w:themeColor="text1"/>
-          <w:sz w:val="32"/>
-          <w:szCs w:val="32"/>
-          <w:rtl/>
-        </w:rPr>
-        <w:t xml:space="preserve">                                                   </w:t>
-      </w:r>
-      <w:r>
-        <w:rPr>
-          <w:rFonts w:asciiTheme="minorBidi" w:hAnsiTheme="minorBidi" w:cs="PT Bold Heading" w:hint="cs"/>
-          <w:b/>
-          <w:bCs/>
-          <w:color w:val="000000" w:themeColor="text1"/>
-          <w:sz w:val="36"/>
-          <w:szCs w:val="36"/>
-          <w:rtl/>
-        </w:rPr>
-        <w:t>رئيس مناوبة (</w:t>
-      </w:r>
-      <w:r>
-        <w:rPr>
-          <w:rFonts w:ascii="Cambria" w:hAnsi="Cambria" w:cs="Times New Roman"/>
-          <w:b/>
-          <w:bCs/>
-          <w:color w:val="000000" w:themeColor="text1"/>
-          <w:sz w:val="36"/>
-          <w:szCs w:val="36"/>
-          <w:rtl/>
-        </w:rPr>
-        <w:t> </w:t>
-      </w:r>
-      <w:bookmarkStart w:id="0" w:name="mnaw1"/>
-      <w:bookmarkEnd w:id="0"/>
-      <w:r>
-        <w:rPr>
-          <w:rFonts w:asciiTheme="minorBidi" w:hAnsiTheme="minorBidi" w:cs="PT Bold Heading" w:hint="cs"/>
-          <w:b/>
-          <w:bCs/>
-          <w:color w:val="000000" w:themeColor="text1"/>
-          <w:sz w:val="36"/>
-          <w:szCs w:val="36"/>
-          <w:rtl/>
-        </w:rPr>
-        <w:t xml:space="preserve"> ) </w:t>
-      </w:r>
-      <w:r>
-        <w:rPr>
-          <w:rFonts w:asciiTheme="minorBidi" w:hAnsiTheme="minorBidi" w:cs="PT Bold Heading" w:hint="cs"/>
-          <w:b/>
-          <w:bCs/>
-          <w:color w:val="000000" w:themeColor="text1"/>
-          <w:sz w:val="36"/>
-          <w:szCs w:val="36"/>
-          <w:rtl/>
-        </w:rPr>
-        <w:t>سفر</w:t>
-      </w:r>
-      <w:r>
-        <w:rPr>
-          <w:rFonts w:asciiTheme="minorBidi" w:hAnsiTheme="minorBidi" w:cs="PT Bold Heading" w:hint="cs"/>
-          <w:b/>
-          <w:bCs/>
-          <w:color w:val="000000" w:themeColor="text1"/>
-          <w:sz w:val="36"/>
-          <w:szCs w:val="36"/>
-          <w:rtl/>
-        </w:rPr>
-        <w:t xml:space="preserve"> (</w:t>
-      </w:r>
-      <w:bookmarkStart w:id="1" w:name="trminal1"/>
-      <w:bookmarkEnd w:id="1"/>
-      <w:r>
-        <w:rPr>
-          <w:rFonts w:asciiTheme="minorBidi" w:hAnsiTheme="minorBidi" w:cs="PT Bold Heading" w:hint="cs"/>
-          <w:b/>
-          <w:bCs/>
-          <w:color w:val="000000" w:themeColor="text1"/>
-          <w:sz w:val="36"/>
-          <w:szCs w:val="36"/>
-          <w:rtl/>
-        </w:rPr>
-        <w:t xml:space="preserve">  )</w:t>
-      </w:r>
-    </w:p>
-    <w:p>
-      <w:pPr>
-        <w:rPr>
           <w:rFonts w:asciiTheme="minorBidi" w:hAnsiTheme="minorBidi"/>
           <w:b/>
           <w:bCs/>
           <w:color w:val="000000" w:themeColor="text1"/>
-          <w:sz w:val="32"/>
-          <w:szCs w:val="32"/>
-          <w:rtl/>
-        </w:rPr>
-      </w:pPr>
-      <w:r>
-        <w:rPr>
-          <w:rFonts w:asciiTheme="minorBidi" w:hAnsiTheme="minorBidi"/>
-          <w:b/>
-          <w:bCs/>
-          <w:color w:val="000000" w:themeColor="text1"/>
-          <w:sz w:val="32"/>
-          <w:szCs w:val="32"/>
-          <w:rtl/>
-        </w:rPr>
-        <w:t>                             </w:t>
-      </w:r>
-      <w:r>
-        <w:rPr>
-          <w:rFonts w:asciiTheme="minorBidi" w:hAnsiTheme="minorBidi" w:hint="cs"/>
-          <w:b/>
-          <w:bCs/>
-          <w:color w:val="000000" w:themeColor="text1"/>
-          <w:sz w:val="32"/>
-          <w:szCs w:val="32"/>
-          <w:rtl/>
-        </w:rPr>
-        <w:t xml:space="preserve"> </w:t>
-      </w:r>
-      <w:r>
-        <w:rPr>
-          <w:rFonts w:asciiTheme="minorBidi" w:hAnsiTheme="minorBidi"/>
-          <w:b/>
-          <w:bCs/>
-          <w:color w:val="000000" w:themeColor="text1"/>
-          <w:sz w:val="32"/>
-          <w:szCs w:val="32"/>
-          <w:rtl/>
-        </w:rPr>
-        <w:t>      </w:t>
-      </w:r>
-      <w:bookmarkStart w:id="2" w:name="rankoff"/>
-      <w:bookmarkEnd w:id="2"/>
-      <w:r>
-        <w:rPr>
-          <w:rFonts w:asciiTheme="minorBidi" w:hAnsiTheme="minorBidi" w:hint="cs"/>
-          <w:b/>
-          <w:bCs/>
-          <w:color w:val="000000" w:themeColor="text1"/>
-          <w:sz w:val="32"/>
-          <w:szCs w:val="32"/>
-          <w:rtl/>
-        </w:rPr>
-        <w:t xml:space="preserve">      </w:t>
-      </w:r>
-      <w:r>
-        <w:rPr>
-          <w:rFonts w:asciiTheme="minorBidi" w:hAnsiTheme="minorBidi" w:hint="cs"/>
-          <w:b/>
-          <w:bCs/>
-          <w:color w:val="000000" w:themeColor="text1"/>
-          <w:sz w:val="32"/>
-          <w:szCs w:val="32"/>
-          <w:rtl/>
-        </w:rPr>
-        <w:t xml:space="preserve"> </w:t>
-      </w:r>
-      <w:r>
-        <w:rPr>
-          <w:rFonts w:asciiTheme="minorBidi" w:hAnsiTheme="minorBidi"/>
-          <w:b/>
-          <w:bCs/>
-          <w:color w:val="000000" w:themeColor="text1"/>
-          <w:sz w:val="32"/>
-          <w:szCs w:val="32"/>
-          <w:rtl/>
-        </w:rPr>
-        <w:t>/ </w:t>
-      </w:r>
-    </w:p>
-    <w:p>
-      <w:pPr>
-        <w:rPr>
-          <w:rFonts w:asciiTheme="minorBidi" w:hAnsiTheme="minorBidi"/>
-          <w:b/>
-          <w:bCs/>
-          <w:color w:val="000000" w:themeColor="text1"/>
           <w:sz w:val="40"/>
           <w:szCs w:val="40"/>
           <w:rtl/>
@@ -1035,26 +1164,12 @@
       <w:r>
         <w:rPr>
           <w:rFonts w:asciiTheme="minorBidi" w:hAnsiTheme="minorBidi"/>
-          <w:b/>
-          <w:bCs/>
-          <w:color w:val="000000" w:themeColor="text1"/>
-          <w:sz w:val="32"/>
-          <w:szCs w:val="32"/>
-          <w:rtl/>
-        </w:rPr>
-        <w:t xml:space="preserve">                                                       </w:t>
-      </w:r>
-      <w:r>
-        <w:rPr>
-          <w:rFonts w:asciiTheme="minorBidi" w:hAnsiTheme="minorBidi"/>
-          <w:b/>
-          <w:bCs/>
-          <w:color w:val="000000" w:themeColor="text1"/>
-          <w:sz w:val="36"/>
-          <w:szCs w:val="36"/>
-          <w:rtl/>
-        </w:rPr>
-        <w:t xml:space="preserve">  </w:t>
+          <w:color w:val="000000" w:themeColor="text1"/>
+          <w:sz w:val="32"/>
+          <w:szCs w:val="32"/>
+          <w:rtl/>
+        </w:rPr>
+        <w:t xml:space="preserve">                                                   </w:t>
       </w:r>
     </w:p>
     <w:p/>
@@ -1112,6 +1227,7 @@
         <w:bCs/>
       </w:rPr>
     </w:pPr>
+    <w:proofErr w:type="gramStart"/>
     <w:r>
       <w:rPr>
         <w:rFonts w:hint="cs"/>
@@ -1119,7 +1235,17 @@
         <w:bCs/>
         <w:rtl/>
       </w:rPr>
-      <w:t xml:space="preserve">الـرقــم :  </w:t>
+      <w:t>الـرقــم :</w:t>
+    </w:r>
+    <w:proofErr w:type="gramEnd"/>
+    <w:r>
+      <w:rPr>
+        <w:rFonts w:hint="cs"/>
+        <w:b/>
+        <w:bCs/>
+        <w:rtl/>
+      </w:rPr>
+      <w:t xml:space="preserve">  </w:t>
     </w:r>
     <w:r>
       <w:rPr>
@@ -1540,7 +1666,7 @@
               <v:stroke joinstyle="miter"/>
               <v:path gradientshapeok="t" o:connecttype="rect"/>
             </v:shapetype>
-            <v:shape id="مربع نص 23" o:spid="_x0000_s1026" type="#_x0000_t202" style="position:absolute;margin-left:335.35pt;margin-top:16.1pt;width:123.75pt;height:36.35pt;z-index:251663360;visibility:visible;mso-wrap-style:square;mso-width-percent:0;mso-height-percent:0;mso-wrap-distance-left:9pt;mso-wrap-distance-top:0;mso-wrap-distance-right:9pt;mso-wrap-distance-bottom:0;mso-position-horizontal:absolute;mso-position-horizontal-relative:text;mso-position-vertical:absolute;mso-position-vertical-relative:text;mso-width-percent:0;mso-height-percent:0;mso-width-relative:margin;mso-height-relative:margin;v-text-anchor:top" o:gfxdata="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" filled="f" stroked="f">
+            <v:shape id="مربع نص 23" o:spid="_x0000_s1026" type="#_x0000_t202" style="position:absolute;margin-left:335.35pt;margin-top:16.1pt;width:123.75pt;height:36.35pt;z-index:251663360;visibility:visible;mso-wrap-style:square;mso-width-percent:0;mso-height-percent:0;mso-wrap-distance-left:9pt;mso-wrap-distance-top:0;mso-wrap-distance-right:9pt;mso-wrap-distance-bottom:0;mso-position-horizontal:absolute;mso-position-horizontal-relative:text;mso-position-vertical:absolute;mso-position-vertical-relative:text;mso-width-percent:0;mso-height-percent:0;mso-width-relative:margin;mso-height-relative:margin;v-text-anchor:top" o:gfxdata="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" filled="f" stroked="f">
               <v:textbox>
                 <w:txbxContent>
                   <w:p>
@@ -1673,7 +1799,7 @@
         </mc:Choice>
         <mc:Fallback>
           <w:pict>
-            <v:shape w14:anchorId="77FC4C12" id="مربع نص 22" o:spid="_x0000_s1027" type="#_x0000_t202" style="position:absolute;margin-left:323.3pt;margin-top:37.55pt;width:145.5pt;height:69.55pt;z-index:251664384;visibility:visible;mso-wrap-style:square;mso-width-percent:0;mso-height-percent:0;mso-wrap-distance-left:9pt;mso-wrap-distance-top:0;mso-wrap-distance-right:9pt;mso-wrap-distance-bottom:0;mso-position-horizontal:absolute;mso-position-horizontal-relative:text;mso-position-vertical:absolute;mso-position-vertical-relative:text;mso-width-percent:0;mso-height-percent:0;mso-width-relative:margin;mso-height-relative:margin;v-text-anchor:top" o:gfxdata="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" filled="f" stroked="f">
+            <v:shape w14:anchorId="77FC4C12" id="مربع نص 22" o:spid="_x0000_s1027" type="#_x0000_t202" style="position:absolute;margin-left:323.3pt;margin-top:37.55pt;width:145.5pt;height:69.55pt;z-index:251664384;visibility:visible;mso-wrap-style:square;mso-width-percent:0;mso-height-percent:0;mso-wrap-distance-left:9pt;mso-wrap-distance-top:0;mso-wrap-distance-right:9pt;mso-wrap-distance-bottom:0;mso-position-horizontal:absolute;mso-position-horizontal-relative:text;mso-position-vertical:absolute;mso-position-vertical-relative:text;mso-width-percent:0;mso-height-percent:0;mso-width-relative:margin;mso-height-relative:margin;v-text-anchor:top" o:gfxdata="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" filled="f" stroked="f">
               <v:textbox>
                 <w:txbxContent>
                   <w:p>
@@ -2331,7 +2457,6 @@
   <w:style w:type="character" w:default="1" w:styleId="a0">
     <w:name w:val="Default Paragraph Font"/>
     <w:uiPriority w:val="1"/>
-    <w:semiHidden/>
     <w:unhideWhenUsed/>
   </w:style>
   <w:style w:type="table" w:default="1" w:styleId="a1">
@@ -2735,6 +2860,34 @@
     </w:pPr>
     <w:rPr>
       <w:rFonts w:eastAsiaTheme="minorEastAsia"/>
+      <w:kern w:val="0"/>
+      <w:sz w:val="22"/>
+      <w:szCs w:val="22"/>
+      <w14:ligatures w14:val="none"/>
+    </w:rPr>
+    <w:tblPr>
+      <w:tblInd w:w="0" w:type="nil"/>
+      <w:tblBorders>
+        <w:top w:val="single" w:sz="4" w:space="0" w:color="auto"/>
+        <w:left w:val="single" w:sz="4" w:space="0" w:color="auto"/>
+        <w:bottom w:val="single" w:sz="4" w:space="0" w:color="auto"/>
+        <w:right w:val="single" w:sz="4" w:space="0" w:color="auto"/>
+        <w:insideH w:val="single" w:sz="4" w:space="0" w:color="auto"/>
+        <w:insideV w:val="single" w:sz="4" w:space="0" w:color="auto"/>
+      </w:tblBorders>
+    </w:tblPr>
+  </w:style>
+  <w:style w:type="table" w:customStyle="1" w:styleId="10">
+    <w:name w:val="شبكة جدول1"/>
+    <w:basedOn w:val="a1"/>
+    <w:next w:val="ac"/>
+    <w:uiPriority w:val="39"/>
+    <w:rsid w:val="00485479"/>
+    <w:pPr>
+      <w:spacing w:after="0" w:line="240" w:lineRule="auto"/>
+    </w:pPr>
+    <w:rPr>
+      <w:rFonts w:ascii="Aptos" w:eastAsia="Times New Roman" w:hAnsi="Aptos" w:cs="Arial"/>
       <w:kern w:val="0"/>
       <w:sz w:val="22"/>
       <w:szCs w:val="22"/>
@@ -3058,7 +3211,6 @@
 <ds:datastoreItem xmlns:ds="http://schemas.openxmlformats.org/officeDocument/2006/customXml" ds:itemID="{405E6793-3068-4842-AC86-F6320CFAA2C0}">
   <ds:schemaRefs>
     <ds:schemaRef ds:uri="http://schemas.openxmlformats.org/officeDocument/2006/bibliography"/>
-    <ds:schemaRef ds:uri="http://www.w3.org/2000/xmlns/"/>
   </ds:schemaRefs>
 </ds:datastoreItem>
 </file>
--- a/dic/خطابات جاهزة لتعديل/‏‏عطل في السيتا.docx
+++ b/dic/خطابات جاهزة لتعديل/‏‏عطل في السيتا.docx
@@ -1,6 +1,6 @@
 
 <file path=word/document.xml><?xml version="1.0" encoding="utf-8"?>
-<w:document xmlns:wpc="http://schemas.microsoft.com/office/word/2010/wordprocessingCanvas" xmlns:cx="http://schemas.microsoft.com/office/drawing/2014/chartex" xmlns:cx1="http://schemas.microsoft.com/office/drawing/2015/9/8/chartex" xmlns:cx2="http://schemas.microsoft.com/office/drawing/2015/10/21/chartex" xmlns:cx3="http://schemas.microsoft.com/office/drawing/2016/5/9/chartex" xmlns:cx4="http://schemas.microsoft.com/office/drawing/2016/5/10/chartex" xmlns:cx5="http://schemas.microsoft.com/office/drawing/2016/5/11/chartex" xmlns:cx6="http://schemas.microsoft.com/office/drawing/2016/5/12/chartex" xmlns:cx7="http://schemas.microsoft.com/office/drawing/2016/5/13/chartex" xmlns:cx8="http://schemas.microsoft.com/office/drawing/2016/5/14/chartex" xmlns:mc="http://schemas.openxmlformats.org/markup-compatibility/2006" xmlns:aink="http://schemas.microsoft.com/office/drawing/2016/ink" xmlns:am3d="http://schemas.microsoft.com/office/drawing/2017/model3d" xmlns:o="urn:schemas-microsoft-com:office:office" xmlns:oel="http://schemas.microsoft.com/office/2019/extlst" xmlns:r="http://schemas.openxmlformats.org/officeDocument/2006/relationships" xmlns:m="http://schemas.openxmlformats.org/officeDocument/2006/math" xmlns:v="urn:schemas-microsoft-com:vml" xmlns:wp14="http://schemas.microsoft.com/office/word/2010/wordprocessingDrawing" xmlns:wp="http://schemas.openxmlformats.org/drawingml/2006/wordprocessingDrawing" xmlns:w10="urn:schemas-microsoft-com:office:word" xmlns:w="http://schemas.openxmlformats.org/wordprocessingml/2006/main" xmlns:w14="http://schemas.microsoft.com/office/word/2010/wordml" xmlns:w15="http://schemas.microsoft.com/office/word/2012/wordml" xmlns:w16cex="http://schemas.microsoft.com/office/word/2018/wordml/cex" xmlns:w16cid="http://schemas.microsoft.com/office/word/2016/wordml/cid" xmlns:w16="http://schemas.microsoft.com/office/word/2018/wordml" xmlns:w16du="http://schemas.microsoft.com/office/word/2023/wordml/word16du" xmlns:w16sdtdh="http://schemas.microsoft.com/office/word/2020/wordml/sdtdatahash" xmlns:w16se="http://schemas.microsoft.com/office/word/2015/wordml/symex" xmlns:wpg="http://schemas.microsoft.com/office/word/2010/wordprocessingGroup" xmlns:wpi="http://schemas.microsoft.com/office/word/2010/wordprocessingInk" xmlns:wne="http://schemas.microsoft.com/office/word/2006/wordml" xmlns:wps="http://schemas.microsoft.com/office/word/2010/wordprocessingShape" mc:Ignorable="w14 w15 w16se w16cid w16 w16cex w16sdtdh w16du wp14">
+<w:document xmlns:wpc="http://schemas.microsoft.com/office/word/2010/wordprocessingCanvas" xmlns:cx="http://schemas.microsoft.com/office/drawing/2014/chartex" xmlns:cx1="http://schemas.microsoft.com/office/drawing/2015/9/8/chartex" xmlns:cx2="http://schemas.microsoft.com/office/drawing/2015/10/21/chartex" xmlns:cx3="http://schemas.microsoft.com/office/drawing/2016/5/9/chartex" xmlns:cx4="http://schemas.microsoft.com/office/drawing/2016/5/10/chartex" xmlns:cx5="http://schemas.microsoft.com/office/drawing/2016/5/11/chartex" xmlns:cx6="http://schemas.microsoft.com/office/drawing/2016/5/12/chartex" xmlns:cx7="http://schemas.microsoft.com/office/drawing/2016/5/13/chartex" xmlns:cx8="http://schemas.microsoft.com/office/drawing/2016/5/14/chartex" xmlns:mc="http://schemas.openxmlformats.org/markup-compatibility/2006" xmlns:aink="http://schemas.microsoft.com/office/drawing/2016/ink" xmlns:am3d="http://schemas.microsoft.com/office/drawing/2017/model3d" xmlns:o="urn:schemas-microsoft-com:office:office" xmlns:oel="http://schemas.microsoft.com/office/2019/extlst" xmlns:r="http://schemas.openxmlformats.org/officeDocument/2006/relationships" xmlns:m="http://schemas.openxmlformats.org/officeDocument/2006/math" xmlns:v="urn:schemas-microsoft-com:vml" xmlns:wp14="http://schemas.microsoft.com/office/word/2010/wordprocessingDrawing" xmlns:wp="http://schemas.openxmlformats.org/drawingml/2006/wordprocessingDrawing" xmlns:w10="urn:schemas-microsoft-com:office:word" xmlns:w="http://schemas.openxmlformats.org/wordprocessingml/2006/main" xmlns:w14="http://schemas.microsoft.com/office/word/2010/wordml" xmlns:w15="http://schemas.microsoft.com/office/word/2012/wordml" xmlns:w16cex="http://schemas.microsoft.com/office/word/2018/wordml/cex" xmlns:w16cid="http://schemas.microsoft.com/office/word/2016/wordml/cid" xmlns:w16="http://schemas.microsoft.com/office/word/2018/wordml" xmlns:w16du="http://schemas.microsoft.com/office/word/2023/wordml/word16du" xmlns:w16sdtdh="http://schemas.microsoft.com/office/word/2020/wordml/sdtdatahash" xmlns:w16sdtfl="http://schemas.microsoft.com/office/word/2024/wordml/sdtformatlock" xmlns:w16se="http://schemas.microsoft.com/office/word/2015/wordml/symex" xmlns:wpg="http://schemas.microsoft.com/office/word/2010/wordprocessingGroup" xmlns:wpi="http://schemas.microsoft.com/office/word/2010/wordprocessingInk" xmlns:wne="http://schemas.microsoft.com/office/word/2006/wordml" xmlns:wps="http://schemas.microsoft.com/office/word/2010/wordprocessingShape" mc:Ignorable="w14 w15 w16se w16cid w16 w16cex w16sdtdh w16sdtfl w16du wp14">
   <w:body>
     <w:p>
       <w:pPr>
@@ -90,33 +90,7 @@
           <w:szCs w:val="36"/>
           <w:rtl/>
         </w:rPr>
-        <w:t xml:space="preserve">   السلام عليكم ورحمة الله </w:t>
-      </w:r>
-      <w:proofErr w:type="gramStart"/>
-      <w:r>
-        <w:rPr>
-          <w:rFonts w:asciiTheme="minorBidi" w:hAnsiTheme="minorBidi" w:cs="AL-Mateen"/>
-          <w:b/>
-          <w:bCs/>
-          <w:color w:val="000000" w:themeColor="text1"/>
-          <w:sz w:val="36"/>
-          <w:szCs w:val="36"/>
-          <w:rtl/>
-        </w:rPr>
-        <w:t>وبركاته،،،</w:t>
-      </w:r>
-      <w:proofErr w:type="gramEnd"/>
-      <w:r>
-        <w:rPr>
-          <w:rFonts w:asciiTheme="minorBidi" w:hAnsiTheme="minorBidi" w:cs="AL-Mateen"/>
-          <w:b/>
-          <w:bCs/>
-          <w:color w:val="000000" w:themeColor="text1"/>
-          <w:sz w:val="36"/>
-          <w:szCs w:val="36"/>
-          <w:rtl/>
-        </w:rPr>
-        <w:t>وبعد:</w:t>
+        <w:t>   السلام عليكم ورحمة الله وبركاته،،،وبعد:</w:t>
       </w:r>
     </w:p>
     <w:p>
@@ -148,7 +122,7 @@
           <w:szCs w:val="32"/>
           <w:rtl/>
         </w:rPr>
-        <w:t xml:space="preserve">نفيد سعادتكم انه اثناء </w:t>
+        <w:t>افيد</w:t>
       </w:r>
       <w:r>
         <w:rPr>
@@ -158,9 +132,18 @@
           <w:szCs w:val="32"/>
           <w:rtl/>
         </w:rPr>
+        <w:t xml:space="preserve"> سعادتكم انه اثناء </w:t>
+      </w:r>
+      <w:r>
+        <w:rPr>
+          <w:rFonts w:asciiTheme="minorBidi" w:hAnsiTheme="minorBidi" w:cs="AL-Mohanad Bold" w:hint="cs"/>
+          <w:color w:val="000000" w:themeColor="text1"/>
+          <w:sz w:val="32"/>
+          <w:szCs w:val="32"/>
+          <w:rtl/>
+        </w:rPr>
         <w:t xml:space="preserve">استلامنا ليوم </w:t>
       </w:r>
-      <w:proofErr w:type="gramStart"/>
       <w:r>
         <w:rPr>
           <w:rFonts w:asciiTheme="minorBidi" w:hAnsiTheme="minorBidi" w:cs="AL-Mohanad Bold" w:hint="cs"/>
@@ -171,7 +154,6 @@
         </w:rPr>
         <w:t>( )</w:t>
       </w:r>
-      <w:proofErr w:type="gramEnd"/>
       <w:r>
         <w:rPr>
           <w:rFonts w:asciiTheme="minorBidi" w:hAnsiTheme="minorBidi" w:cs="AL-Mohanad Bold" w:hint="cs"/>
@@ -721,20 +703,8 @@
           <w:szCs w:val="32"/>
           <w:rtl/>
         </w:rPr>
-        <w:t xml:space="preserve"> </w:t>
-      </w:r>
-      <w:proofErr w:type="gramStart"/>
-      <w:r>
-        <w:rPr>
-          <w:rFonts w:asciiTheme="minorBidi" w:hAnsiTheme="minorBidi" w:cs="AL-Mohanad Bold" w:hint="cs"/>
-          <w:color w:val="000000" w:themeColor="text1"/>
-          <w:sz w:val="32"/>
-          <w:szCs w:val="32"/>
-          <w:rtl/>
-        </w:rPr>
-        <w:t>( )</w:t>
-      </w:r>
-      <w:proofErr w:type="gramEnd"/>
+        <w:t xml:space="preserve"> ( )</w:t>
+      </w:r>
       <w:r>
         <w:rPr>
           <w:rFonts w:asciiTheme="minorBidi" w:hAnsiTheme="minorBidi" w:cs="AL-Mohanad Bold" w:hint="cs"/>
@@ -791,33 +761,7 @@
           <w:szCs w:val="36"/>
           <w:rtl/>
         </w:rPr>
-        <w:t xml:space="preserve">هذا ما لزم الرفع به لسعادتكم بأمل الاطلاع </w:t>
-      </w:r>
-      <w:proofErr w:type="gramStart"/>
-      <w:r>
-        <w:rPr>
-          <w:rFonts w:asciiTheme="minorBidi" w:hAnsiTheme="minorBidi" w:cs="AL-Mateen"/>
-          <w:b/>
-          <w:bCs/>
-          <w:color w:val="000000" w:themeColor="text1"/>
-          <w:sz w:val="36"/>
-          <w:szCs w:val="36"/>
-          <w:rtl/>
-        </w:rPr>
-        <w:t>والإحاطة ،</w:t>
-      </w:r>
-      <w:proofErr w:type="gramEnd"/>
-      <w:r>
-        <w:rPr>
-          <w:rFonts w:asciiTheme="minorBidi" w:hAnsiTheme="minorBidi" w:cs="AL-Mateen"/>
-          <w:b/>
-          <w:bCs/>
-          <w:color w:val="000000" w:themeColor="text1"/>
-          <w:sz w:val="36"/>
-          <w:szCs w:val="36"/>
-          <w:rtl/>
-        </w:rPr>
-        <w:t>،، والسلام عليكم</w:t>
+        <w:t>هذا ما لزم الرفع به لسعادتكم بأمل الاطلاع والإحاطة ،،، والسلام عليكم</w:t>
       </w:r>
     </w:p>
     <w:p>
@@ -896,7 +840,7 @@
               <w:spacing w:line="254" w:lineRule="auto"/>
               <w:jc w:val="center"/>
               <w:rPr>
-                <w:rFonts w:eastAsia="Times New Roman" w:hint="cs"/>
+                <w:rFonts w:eastAsia="Times New Roman"/>
                 <w:sz w:val="36"/>
                 <w:szCs w:val="36"/>
                 <w:rtl/>
@@ -912,20 +856,7 @@
                 <w:szCs w:val="36"/>
                 <w:rtl/>
               </w:rPr>
-              <w:t xml:space="preserve">رئيس مناوبة </w:t>
-            </w:r>
-            <w:proofErr w:type="gramStart"/>
-            <w:r>
-              <w:rPr>
-                <w:rFonts w:ascii="Arial" w:eastAsia="Times New Roman" w:hAnsi="Arial" w:cs="AL-Mateen" w:hint="cs"/>
-                <w:b/>
-                <w:bCs/>
-                <w:color w:val="000000" w:themeColor="text1"/>
-                <w:sz w:val="36"/>
-                <w:szCs w:val="36"/>
-                <w:rtl/>
-              </w:rPr>
-              <w:t xml:space="preserve">( </w:t>
+              <w:t xml:space="preserve">رئيس مناوبة ( </w:t>
             </w:r>
             <w:bookmarkStart w:id="0" w:name="Shift1"/>
             <w:bookmarkEnd w:id="0"/>
@@ -939,20 +870,7 @@
                 <w:szCs w:val="36"/>
                 <w:rtl/>
               </w:rPr>
-              <w:t xml:space="preserve"> )</w:t>
-            </w:r>
-            <w:proofErr w:type="gramEnd"/>
-            <w:r>
-              <w:rPr>
-                <w:rFonts w:ascii="Arial" w:eastAsia="Times New Roman" w:hAnsi="Arial" w:cs="AL-Mateen" w:hint="cs"/>
-                <w:b/>
-                <w:bCs/>
-                <w:color w:val="000000" w:themeColor="text1"/>
-                <w:sz w:val="36"/>
-                <w:szCs w:val="36"/>
-                <w:rtl/>
-              </w:rPr>
-              <w:t xml:space="preserve"> مغادرة ( </w:t>
+              <w:t xml:space="preserve"> ) مغادرة ( </w:t>
             </w:r>
             <w:bookmarkStart w:id="1" w:name="HallNumber1"/>
             <w:bookmarkEnd w:id="1"/>
@@ -1030,7 +948,7 @@
               <w:spacing w:line="254" w:lineRule="auto"/>
               <w:jc w:val="center"/>
               <w:rPr>
-                <w:rFonts w:eastAsia="Times New Roman" w:hint="cs"/>
+                <w:rFonts w:eastAsia="Times New Roman"/>
                 <w:sz w:val="36"/>
                 <w:szCs w:val="36"/>
                 <w:rtl/>
@@ -1069,7 +987,7 @@
               <w:spacing w:line="254" w:lineRule="auto"/>
               <w:jc w:val="center"/>
               <w:rPr>
-                <w:rFonts w:eastAsia="Times New Roman" w:hint="cs"/>
+                <w:rFonts w:eastAsia="Times New Roman"/>
                 <w:sz w:val="36"/>
                 <w:szCs w:val="36"/>
                 <w:rtl/>
@@ -1174,8 +1092,12 @@
     </w:p>
     <w:p/>
     <w:sectPr>
-      <w:headerReference w:type="default" r:id="rId7"/>
-      <w:footerReference w:type="default" r:id="rId8"/>
+      <w:headerReference w:type="even" r:id="rId7"/>
+      <w:headerReference w:type="default" r:id="rId8"/>
+      <w:footerReference w:type="even" r:id="rId9"/>
+      <w:footerReference w:type="default" r:id="rId10"/>
+      <w:headerReference w:type="first" r:id="rId11"/>
+      <w:footerReference w:type="first" r:id="rId12"/>
       <w:pgSz w:w="11906" w:h="16838"/>
       <w:pgMar w:top="1440" w:right="1800" w:bottom="1440" w:left="1800" w:header="708" w:footer="708" w:gutter="0"/>
       <w:cols w:space="708"/>
@@ -1188,7 +1110,7 @@
 </file>
 
 <file path=word/endnotes.xml><?xml version="1.0" encoding="utf-8"?>
-<w:endnotes xmlns:wpc="http://schemas.microsoft.com/office/word/2010/wordprocessingCanvas" xmlns:cx="http://schemas.microsoft.com/office/drawing/2014/chartex" xmlns:cx1="http://schemas.microsoft.com/office/drawing/2015/9/8/chartex" xmlns:cx2="http://schemas.microsoft.com/office/drawing/2015/10/21/chartex" xmlns:cx3="http://schemas.microsoft.com/office/drawing/2016/5/9/chartex" xmlns:cx4="http://schemas.microsoft.com/office/drawing/2016/5/10/chartex" xmlns:cx5="http://schemas.microsoft.com/office/drawing/2016/5/11/chartex" xmlns:cx6="http://schemas.microsoft.com/office/drawing/2016/5/12/chartex" xmlns:cx7="http://schemas.microsoft.com/office/drawing/2016/5/13/chartex" xmlns:cx8="http://schemas.microsoft.com/office/drawing/2016/5/14/chartex" xmlns:mc="http://schemas.openxmlformats.org/markup-compatibility/2006" xmlns:aink="http://schemas.microsoft.com/office/drawing/2016/ink" xmlns:am3d="http://schemas.microsoft.com/office/drawing/2017/model3d" xmlns:o="urn:schemas-microsoft-com:office:office" xmlns:oel="http://schemas.microsoft.com/office/2019/extlst" xmlns:r="http://schemas.openxmlformats.org/officeDocument/2006/relationships" xmlns:m="http://schemas.openxmlformats.org/officeDocument/2006/math" xmlns:v="urn:schemas-microsoft-com:vml" xmlns:wp14="http://schemas.microsoft.com/office/word/2010/wordprocessingDrawing" xmlns:wp="http://schemas.openxmlformats.org/drawingml/2006/wordprocessingDrawing" xmlns:w10="urn:schemas-microsoft-com:office:word" xmlns:w="http://schemas.openxmlformats.org/wordprocessingml/2006/main" xmlns:w14="http://schemas.microsoft.com/office/word/2010/wordml" xmlns:w15="http://schemas.microsoft.com/office/word/2012/wordml" xmlns:w16cex="http://schemas.microsoft.com/office/word/2018/wordml/cex" xmlns:w16cid="http://schemas.microsoft.com/office/word/2016/wordml/cid" xmlns:w16="http://schemas.microsoft.com/office/word/2018/wordml" xmlns:w16du="http://schemas.microsoft.com/office/word/2023/wordml/word16du" xmlns:w16sdtdh="http://schemas.microsoft.com/office/word/2020/wordml/sdtdatahash" xmlns:w16se="http://schemas.microsoft.com/office/word/2015/wordml/symex" xmlns:wpg="http://schemas.microsoft.com/office/word/2010/wordprocessingGroup" xmlns:wpi="http://schemas.microsoft.com/office/word/2010/wordprocessingInk" xmlns:wne="http://schemas.microsoft.com/office/word/2006/wordml" xmlns:wps="http://schemas.microsoft.com/office/word/2010/wordprocessingShape" mc:Ignorable="w14 w15 w16se w16cid w16 w16cex w16sdtdh w16du wp14">
+<w:endnotes xmlns:wpc="http://schemas.microsoft.com/office/word/2010/wordprocessingCanvas" xmlns:cx="http://schemas.microsoft.com/office/drawing/2014/chartex" xmlns:cx1="http://schemas.microsoft.com/office/drawing/2015/9/8/chartex" xmlns:cx2="http://schemas.microsoft.com/office/drawing/2015/10/21/chartex" xmlns:cx3="http://schemas.microsoft.com/office/drawing/2016/5/9/chartex" xmlns:cx4="http://schemas.microsoft.com/office/drawing/2016/5/10/chartex" xmlns:cx5="http://schemas.microsoft.com/office/drawing/2016/5/11/chartex" xmlns:cx6="http://schemas.microsoft.com/office/drawing/2016/5/12/chartex" xmlns:cx7="http://schemas.microsoft.com/office/drawing/2016/5/13/chartex" xmlns:cx8="http://schemas.microsoft.com/office/drawing/2016/5/14/chartex" xmlns:mc="http://schemas.openxmlformats.org/markup-compatibility/2006" xmlns:aink="http://schemas.microsoft.com/office/drawing/2016/ink" xmlns:am3d="http://schemas.microsoft.com/office/drawing/2017/model3d" xmlns:o="urn:schemas-microsoft-com:office:office" xmlns:oel="http://schemas.microsoft.com/office/2019/extlst" xmlns:r="http://schemas.openxmlformats.org/officeDocument/2006/relationships" xmlns:m="http://schemas.openxmlformats.org/officeDocument/2006/math" xmlns:v="urn:schemas-microsoft-com:vml" xmlns:wp14="http://schemas.microsoft.com/office/word/2010/wordprocessingDrawing" xmlns:wp="http://schemas.openxmlformats.org/drawingml/2006/wordprocessingDrawing" xmlns:w10="urn:schemas-microsoft-com:office:word" xmlns:w="http://schemas.openxmlformats.org/wordprocessingml/2006/main" xmlns:w14="http://schemas.microsoft.com/office/word/2010/wordml" xmlns:w15="http://schemas.microsoft.com/office/word/2012/wordml" xmlns:w16cex="http://schemas.microsoft.com/office/word/2018/wordml/cex" xmlns:w16cid="http://schemas.microsoft.com/office/word/2016/wordml/cid" xmlns:w16="http://schemas.microsoft.com/office/word/2018/wordml" xmlns:w16du="http://schemas.microsoft.com/office/word/2023/wordml/word16du" xmlns:w16sdtdh="http://schemas.microsoft.com/office/word/2020/wordml/sdtdatahash" xmlns:w16sdtfl="http://schemas.microsoft.com/office/word/2024/wordml/sdtformatlock" xmlns:w16se="http://schemas.microsoft.com/office/word/2015/wordml/symex" xmlns:wpg="http://schemas.microsoft.com/office/word/2010/wordprocessingGroup" xmlns:wpi="http://schemas.microsoft.com/office/word/2010/wordprocessingInk" xmlns:wne="http://schemas.microsoft.com/office/word/2006/wordml" xmlns:wps="http://schemas.microsoft.com/office/word/2010/wordprocessingShape" mc:Ignorable="w14 w15 w16se w16cid w16 w16cex w16sdtdh w16sdtfl w16du wp14">
   <w:endnote w:type="separator" w:id="-1">
     <w:p>
       <w:pPr>
@@ -1213,7 +1135,17 @@
 </file>
 
 <file path=word/footer1.xml><?xml version="1.0" encoding="utf-8"?>
-<w:ftr xmlns:wpc="http://schemas.microsoft.com/office/word/2010/wordprocessingCanvas" xmlns:cx="http://schemas.microsoft.com/office/drawing/2014/chartex" xmlns:cx1="http://schemas.microsoft.com/office/drawing/2015/9/8/chartex" xmlns:cx2="http://schemas.microsoft.com/office/drawing/2015/10/21/chartex" xmlns:cx3="http://schemas.microsoft.com/office/drawing/2016/5/9/chartex" xmlns:cx4="http://schemas.microsoft.com/office/drawing/2016/5/10/chartex" xmlns:cx5="http://schemas.microsoft.com/office/drawing/2016/5/11/chartex" xmlns:cx6="http://schemas.microsoft.com/office/drawing/2016/5/12/chartex" xmlns:cx7="http://schemas.microsoft.com/office/drawing/2016/5/13/chartex" xmlns:cx8="http://schemas.microsoft.com/office/drawing/2016/5/14/chartex" xmlns:mc="http://schemas.openxmlformats.org/markup-compatibility/2006" xmlns:aink="http://schemas.microsoft.com/office/drawing/2016/ink" xmlns:am3d="http://schemas.microsoft.com/office/drawing/2017/model3d" xmlns:o="urn:schemas-microsoft-com:office:office" xmlns:oel="http://schemas.microsoft.com/office/2019/extlst" xmlns:r="http://schemas.openxmlformats.org/officeDocument/2006/relationships" xmlns:m="http://schemas.openxmlformats.org/officeDocument/2006/math" xmlns:v="urn:schemas-microsoft-com:vml" xmlns:wp14="http://schemas.microsoft.com/office/word/2010/wordprocessingDrawing" xmlns:wp="http://schemas.openxmlformats.org/drawingml/2006/wordprocessingDrawing" xmlns:w10="urn:schemas-microsoft-com:office:word" xmlns:w="http://schemas.openxmlformats.org/wordprocessingml/2006/main" xmlns:w14="http://schemas.microsoft.com/office/word/2010/wordml" xmlns:w15="http://schemas.microsoft.com/office/word/2012/wordml" xmlns:w16cex="http://schemas.microsoft.com/office/word/2018/wordml/cex" xmlns:w16cid="http://schemas.microsoft.com/office/word/2016/wordml/cid" xmlns:w16="http://schemas.microsoft.com/office/word/2018/wordml" xmlns:w16du="http://schemas.microsoft.com/office/word/2023/wordml/word16du" xmlns:w16sdtdh="http://schemas.microsoft.com/office/word/2020/wordml/sdtdatahash" xmlns:w16se="http://schemas.microsoft.com/office/word/2015/wordml/symex" xmlns:wpg="http://schemas.microsoft.com/office/word/2010/wordprocessingGroup" xmlns:wpi="http://schemas.microsoft.com/office/word/2010/wordprocessingInk" xmlns:wne="http://schemas.microsoft.com/office/word/2006/wordml" xmlns:wps="http://schemas.microsoft.com/office/word/2010/wordprocessingShape" mc:Ignorable="w14 w15 w16se w16cid w16 w16cex w16sdtdh w16du wp14">
+<w:ftr xmlns:wpc="http://schemas.microsoft.com/office/word/2010/wordprocessingCanvas" xmlns:cx="http://schemas.microsoft.com/office/drawing/2014/chartex" xmlns:cx1="http://schemas.microsoft.com/office/drawing/2015/9/8/chartex" xmlns:cx2="http://schemas.microsoft.com/office/drawing/2015/10/21/chartex" xmlns:cx3="http://schemas.microsoft.com/office/drawing/2016/5/9/chartex" xmlns:cx4="http://schemas.microsoft.com/office/drawing/2016/5/10/chartex" xmlns:cx5="http://schemas.microsoft.com/office/drawing/2016/5/11/chartex" xmlns:cx6="http://schemas.microsoft.com/office/drawing/2016/5/12/chartex" xmlns:cx7="http://schemas.microsoft.com/office/drawing/2016/5/13/chartex" xmlns:cx8="http://schemas.microsoft.com/office/drawing/2016/5/14/chartex" xmlns:mc="http://schemas.openxmlformats.org/markup-compatibility/2006" xmlns:aink="http://schemas.microsoft.com/office/drawing/2016/ink" xmlns:am3d="http://schemas.microsoft.com/office/drawing/2017/model3d" xmlns:o="urn:schemas-microsoft-com:office:office" xmlns:oel="http://schemas.microsoft.com/office/2019/extlst" xmlns:r="http://schemas.openxmlformats.org/officeDocument/2006/relationships" xmlns:m="http://schemas.openxmlformats.org/officeDocument/2006/math" xmlns:v="urn:schemas-microsoft-com:vml" xmlns:wp14="http://schemas.microsoft.com/office/word/2010/wordprocessingDrawing" xmlns:wp="http://schemas.openxmlformats.org/drawingml/2006/wordprocessingDrawing" xmlns:w10="urn:schemas-microsoft-com:office:word" xmlns:w="http://schemas.openxmlformats.org/wordprocessingml/2006/main" xmlns:w14="http://schemas.microsoft.com/office/word/2010/wordml" xmlns:w15="http://schemas.microsoft.com/office/word/2012/wordml" xmlns:w16cex="http://schemas.microsoft.com/office/word/2018/wordml/cex" xmlns:w16cid="http://schemas.microsoft.com/office/word/2016/wordml/cid" xmlns:w16="http://schemas.microsoft.com/office/word/2018/wordml" xmlns:w16du="http://schemas.microsoft.com/office/word/2023/wordml/word16du" xmlns:w16sdtdh="http://schemas.microsoft.com/office/word/2020/wordml/sdtdatahash" xmlns:w16sdtfl="http://schemas.microsoft.com/office/word/2024/wordml/sdtformatlock" xmlns:w16se="http://schemas.microsoft.com/office/word/2015/wordml/symex" xmlns:wpg="http://schemas.microsoft.com/office/word/2010/wordprocessingGroup" xmlns:wpi="http://schemas.microsoft.com/office/word/2010/wordprocessingInk" xmlns:wne="http://schemas.microsoft.com/office/word/2006/wordml" xmlns:wps="http://schemas.microsoft.com/office/word/2010/wordprocessingShape" mc:Ignorable="w14 w15 w16se w16cid w16 w16cex w16sdtdh w16sdtfl w16du wp14">
+  <w:p>
+    <w:pPr>
+      <w:pStyle w:val="ab"/>
+    </w:pPr>
+  </w:p>
+</w:ftr>
+</file>
+
+<file path=word/footer2.xml><?xml version="1.0" encoding="utf-8"?>
+<w:ftr xmlns:wpc="http://schemas.microsoft.com/office/word/2010/wordprocessingCanvas" xmlns:cx="http://schemas.microsoft.com/office/drawing/2014/chartex" xmlns:cx1="http://schemas.microsoft.com/office/drawing/2015/9/8/chartex" xmlns:cx2="http://schemas.microsoft.com/office/drawing/2015/10/21/chartex" xmlns:cx3="http://schemas.microsoft.com/office/drawing/2016/5/9/chartex" xmlns:cx4="http://schemas.microsoft.com/office/drawing/2016/5/10/chartex" xmlns:cx5="http://schemas.microsoft.com/office/drawing/2016/5/11/chartex" xmlns:cx6="http://schemas.microsoft.com/office/drawing/2016/5/12/chartex" xmlns:cx7="http://schemas.microsoft.com/office/drawing/2016/5/13/chartex" xmlns:cx8="http://schemas.microsoft.com/office/drawing/2016/5/14/chartex" xmlns:mc="http://schemas.openxmlformats.org/markup-compatibility/2006" xmlns:aink="http://schemas.microsoft.com/office/drawing/2016/ink" xmlns:am3d="http://schemas.microsoft.com/office/drawing/2017/model3d" xmlns:o="urn:schemas-microsoft-com:office:office" xmlns:oel="http://schemas.microsoft.com/office/2019/extlst" xmlns:r="http://schemas.openxmlformats.org/officeDocument/2006/relationships" xmlns:m="http://schemas.openxmlformats.org/officeDocument/2006/math" xmlns:v="urn:schemas-microsoft-com:vml" xmlns:wp14="http://schemas.microsoft.com/office/word/2010/wordprocessingDrawing" xmlns:wp="http://schemas.openxmlformats.org/drawingml/2006/wordprocessingDrawing" xmlns:w10="urn:schemas-microsoft-com:office:word" xmlns:w="http://schemas.openxmlformats.org/wordprocessingml/2006/main" xmlns:w14="http://schemas.microsoft.com/office/word/2010/wordml" xmlns:w15="http://schemas.microsoft.com/office/word/2012/wordml" xmlns:w16cex="http://schemas.microsoft.com/office/word/2018/wordml/cex" xmlns:w16cid="http://schemas.microsoft.com/office/word/2016/wordml/cid" xmlns:w16="http://schemas.microsoft.com/office/word/2018/wordml" xmlns:w16du="http://schemas.microsoft.com/office/word/2023/wordml/word16du" xmlns:w16sdtdh="http://schemas.microsoft.com/office/word/2020/wordml/sdtdatahash" xmlns:w16sdtfl="http://schemas.microsoft.com/office/word/2024/wordml/sdtformatlock" xmlns:w16se="http://schemas.microsoft.com/office/word/2015/wordml/symex" xmlns:wpg="http://schemas.microsoft.com/office/word/2010/wordprocessingGroup" xmlns:wpi="http://schemas.microsoft.com/office/word/2010/wordprocessingInk" xmlns:wne="http://schemas.microsoft.com/office/word/2006/wordml" xmlns:wps="http://schemas.microsoft.com/office/word/2010/wordprocessingShape" mc:Ignorable="w14 w15 w16se w16cid w16 w16cex w16sdtdh w16sdtfl w16du wp14">
   <w:p>
     <w:pPr>
       <w:pStyle w:val="ab"/>
@@ -1223,33 +1155,24 @@
       </w:tabs>
       <w:ind w:left="-483" w:firstLine="526"/>
       <w:rPr>
+        <w:rFonts w:cs="AL-Mohanad Bold"/>
         <w:b/>
         <w:bCs/>
       </w:rPr>
     </w:pPr>
-    <w:proofErr w:type="gramStart"/>
+    <w:bookmarkStart w:id="4" w:name="_Hlk185550942"/>
     <w:r>
       <w:rPr>
-        <w:rFonts w:hint="cs"/>
+        <w:rFonts w:cs="AL-Mohanad Bold" w:hint="cs"/>
         <w:b/>
         <w:bCs/>
         <w:rtl/>
       </w:rPr>
-      <w:t>الـرقــم :</w:t>
-    </w:r>
-    <w:proofErr w:type="gramEnd"/>
-    <w:r>
-      <w:rPr>
-        <w:rFonts w:hint="cs"/>
-        <w:b/>
-        <w:bCs/>
-        <w:rtl/>
-      </w:rPr>
-      <w:t xml:space="preserve">  </w:t>
+      <w:t xml:space="preserve">الـرقــم :  </w:t>
     </w:r>
     <w:r>
       <w:rPr>
-        <w:rFonts w:hint="cs"/>
+        <w:rFonts w:cs="AL-Mohanad Bold" w:hint="cs"/>
         <w:b/>
         <w:bCs/>
         <w:rtl/>
@@ -1259,7 +1182,7 @@
     </w:r>
     <w:r>
       <w:rPr>
-        <w:rFonts w:hint="cs"/>
+        <w:rFonts w:cs="AL-Mohanad Bold" w:hint="cs"/>
         <w:b/>
         <w:bCs/>
         <w:rtl/>
@@ -1268,6 +1191,17 @@
       <w:t>المشفوعات :</w:t>
     </w:r>
   </w:p>
+  <w:bookmarkEnd w:id="4"/>
+  <w:p>
+    <w:pPr>
+      <w:pStyle w:val="ab"/>
+    </w:pPr>
+  </w:p>
+</w:ftr>
+</file>
+
+<file path=word/footer3.xml><?xml version="1.0" encoding="utf-8"?>
+<w:ftr xmlns:wpc="http://schemas.microsoft.com/office/word/2010/wordprocessingCanvas" xmlns:cx="http://schemas.microsoft.com/office/drawing/2014/chartex" xmlns:cx1="http://schemas.microsoft.com/office/drawing/2015/9/8/chartex" xmlns:cx2="http://schemas.microsoft.com/office/drawing/2015/10/21/chartex" xmlns:cx3="http://schemas.microsoft.com/office/drawing/2016/5/9/chartex" xmlns:cx4="http://schemas.microsoft.com/office/drawing/2016/5/10/chartex" xmlns:cx5="http://schemas.microsoft.com/office/drawing/2016/5/11/chartex" xmlns:cx6="http://schemas.microsoft.com/office/drawing/2016/5/12/chartex" xmlns:cx7="http://schemas.microsoft.com/office/drawing/2016/5/13/chartex" xmlns:cx8="http://schemas.microsoft.com/office/drawing/2016/5/14/chartex" xmlns:mc="http://schemas.openxmlformats.org/markup-compatibility/2006" xmlns:aink="http://schemas.microsoft.com/office/drawing/2016/ink" xmlns:am3d="http://schemas.microsoft.com/office/drawing/2017/model3d" xmlns:o="urn:schemas-microsoft-com:office:office" xmlns:oel="http://schemas.microsoft.com/office/2019/extlst" xmlns:r="http://schemas.openxmlformats.org/officeDocument/2006/relationships" xmlns:m="http://schemas.openxmlformats.org/officeDocument/2006/math" xmlns:v="urn:schemas-microsoft-com:vml" xmlns:wp14="http://schemas.microsoft.com/office/word/2010/wordprocessingDrawing" xmlns:wp="http://schemas.openxmlformats.org/drawingml/2006/wordprocessingDrawing" xmlns:w10="urn:schemas-microsoft-com:office:word" xmlns:w="http://schemas.openxmlformats.org/wordprocessingml/2006/main" xmlns:w14="http://schemas.microsoft.com/office/word/2010/wordml" xmlns:w15="http://schemas.microsoft.com/office/word/2012/wordml" xmlns:w16cex="http://schemas.microsoft.com/office/word/2018/wordml/cex" xmlns:w16cid="http://schemas.microsoft.com/office/word/2016/wordml/cid" xmlns:w16="http://schemas.microsoft.com/office/word/2018/wordml" xmlns:w16du="http://schemas.microsoft.com/office/word/2023/wordml/word16du" xmlns:w16sdtdh="http://schemas.microsoft.com/office/word/2020/wordml/sdtdatahash" xmlns:w16sdtfl="http://schemas.microsoft.com/office/word/2024/wordml/sdtformatlock" xmlns:w16se="http://schemas.microsoft.com/office/word/2015/wordml/symex" xmlns:wpg="http://schemas.microsoft.com/office/word/2010/wordprocessingGroup" xmlns:wpi="http://schemas.microsoft.com/office/word/2010/wordprocessingInk" xmlns:wne="http://schemas.microsoft.com/office/word/2006/wordml" xmlns:wps="http://schemas.microsoft.com/office/word/2010/wordprocessingShape" mc:Ignorable="w14 w15 w16se w16cid w16 w16cex w16sdtdh w16sdtfl w16du wp14">
   <w:p>
     <w:pPr>
       <w:pStyle w:val="ab"/>
@@ -1277,7 +1211,7 @@
 </file>
 
 <file path=word/footnotes.xml><?xml version="1.0" encoding="utf-8"?>
-<w:footnotes xmlns:wpc="http://schemas.microsoft.com/office/word/2010/wordprocessingCanvas" xmlns:cx="http://schemas.microsoft.com/office/drawing/2014/chartex" xmlns:cx1="http://schemas.microsoft.com/office/drawing/2015/9/8/chartex" xmlns:cx2="http://schemas.microsoft.com/office/drawing/2015/10/21/chartex" xmlns:cx3="http://schemas.microsoft.com/office/drawing/2016/5/9/chartex" xmlns:cx4="http://schemas.microsoft.com/office/drawing/2016/5/10/chartex" xmlns:cx5="http://schemas.microsoft.com/office/drawing/2016/5/11/chartex" xmlns:cx6="http://schemas.microsoft.com/office/drawing/2016/5/12/chartex" xmlns:cx7="http://schemas.microsoft.com/office/drawing/2016/5/13/chartex" xmlns:cx8="http://schemas.microsoft.com/office/drawing/2016/5/14/chartex" xmlns:mc="http://schemas.openxmlformats.org/markup-compatibility/2006" xmlns:aink="http://schemas.microsoft.com/office/drawing/2016/ink" xmlns:am3d="http://schemas.microsoft.com/office/drawing/2017/model3d" xmlns:o="urn:schemas-microsoft-com:office:office" xmlns:oel="http://schemas.microsoft.com/office/2019/extlst" xmlns:r="http://schemas.openxmlformats.org/officeDocument/2006/relationships" xmlns:m="http://schemas.openxmlformats.org/officeDocument/2006/math" xmlns:v="urn:schemas-microsoft-com:vml" xmlns:wp14="http://schemas.microsoft.com/office/word/2010/wordprocessingDrawing" xmlns:wp="http://schemas.openxmlformats.org/drawingml/2006/wordprocessingDrawing" xmlns:w10="urn:schemas-microsoft-com:office:word" xmlns:w="http://schemas.openxmlformats.org/wordprocessingml/2006/main" xmlns:w14="http://schemas.microsoft.com/office/word/2010/wordml" xmlns:w15="http://schemas.microsoft.com/office/word/2012/wordml" xmlns:w16cex="http://schemas.microsoft.com/office/word/2018/wordml/cex" xmlns:w16cid="http://schemas.microsoft.com/office/word/2016/wordml/cid" xmlns:w16="http://schemas.microsoft.com/office/word/2018/wordml" xmlns:w16du="http://schemas.microsoft.com/office/word/2023/wordml/word16du" xmlns:w16sdtdh="http://schemas.microsoft.com/office/word/2020/wordml/sdtdatahash" xmlns:w16se="http://schemas.microsoft.com/office/word/2015/wordml/symex" xmlns:wpg="http://schemas.microsoft.com/office/word/2010/wordprocessingGroup" xmlns:wpi="http://schemas.microsoft.com/office/word/2010/wordprocessingInk" xmlns:wne="http://schemas.microsoft.com/office/word/2006/wordml" xmlns:wps="http://schemas.microsoft.com/office/word/2010/wordprocessingShape" mc:Ignorable="w14 w15 w16se w16cid w16 w16cex w16sdtdh w16du wp14">
+<w:footnotes xmlns:wpc="http://schemas.microsoft.com/office/word/2010/wordprocessingCanvas" xmlns:cx="http://schemas.microsoft.com/office/drawing/2014/chartex" xmlns:cx1="http://schemas.microsoft.com/office/drawing/2015/9/8/chartex" xmlns:cx2="http://schemas.microsoft.com/office/drawing/2015/10/21/chartex" xmlns:cx3="http://schemas.microsoft.com/office/drawing/2016/5/9/chartex" xmlns:cx4="http://schemas.microsoft.com/office/drawing/2016/5/10/chartex" xmlns:cx5="http://schemas.microsoft.com/office/drawing/2016/5/11/chartex" xmlns:cx6="http://schemas.microsoft.com/office/drawing/2016/5/12/chartex" xmlns:cx7="http://schemas.microsoft.com/office/drawing/2016/5/13/chartex" xmlns:cx8="http://schemas.microsoft.com/office/drawing/2016/5/14/chartex" xmlns:mc="http://schemas.openxmlformats.org/markup-compatibility/2006" xmlns:aink="http://schemas.microsoft.com/office/drawing/2016/ink" xmlns:am3d="http://schemas.microsoft.com/office/drawing/2017/model3d" xmlns:o="urn:schemas-microsoft-com:office:office" xmlns:oel="http://schemas.microsoft.com/office/2019/extlst" xmlns:r="http://schemas.openxmlformats.org/officeDocument/2006/relationships" xmlns:m="http://schemas.openxmlformats.org/officeDocument/2006/math" xmlns:v="urn:schemas-microsoft-com:vml" xmlns:wp14="http://schemas.microsoft.com/office/word/2010/wordprocessingDrawing" xmlns:wp="http://schemas.openxmlformats.org/drawingml/2006/wordprocessingDrawing" xmlns:w10="urn:schemas-microsoft-com:office:word" xmlns:w="http://schemas.openxmlformats.org/wordprocessingml/2006/main" xmlns:w14="http://schemas.microsoft.com/office/word/2010/wordml" xmlns:w15="http://schemas.microsoft.com/office/word/2012/wordml" xmlns:w16cex="http://schemas.microsoft.com/office/word/2018/wordml/cex" xmlns:w16cid="http://schemas.microsoft.com/office/word/2016/wordml/cid" xmlns:w16="http://schemas.microsoft.com/office/word/2018/wordml" xmlns:w16du="http://schemas.microsoft.com/office/word/2023/wordml/word16du" xmlns:w16sdtdh="http://schemas.microsoft.com/office/word/2020/wordml/sdtdatahash" xmlns:w16sdtfl="http://schemas.microsoft.com/office/word/2024/wordml/sdtformatlock" xmlns:w16se="http://schemas.microsoft.com/office/word/2015/wordml/symex" xmlns:wpg="http://schemas.microsoft.com/office/word/2010/wordprocessingGroup" xmlns:wpi="http://schemas.microsoft.com/office/word/2010/wordprocessingInk" xmlns:wne="http://schemas.microsoft.com/office/word/2006/wordml" xmlns:wps="http://schemas.microsoft.com/office/word/2010/wordprocessingShape" mc:Ignorable="w14 w15 w16se w16cid w16 w16cex w16sdtdh w16sdtfl w16du wp14">
   <w:footnote w:type="separator" w:id="-1">
     <w:p>
       <w:pPr>
@@ -1302,7 +1236,17 @@
 </file>
 
 <file path=word/header1.xml><?xml version="1.0" encoding="utf-8"?>
-<w:hdr xmlns:wpc="http://schemas.microsoft.com/office/word/2010/wordprocessingCanvas" xmlns:cx="http://schemas.microsoft.com/office/drawing/2014/chartex" xmlns:cx1="http://schemas.microsoft.com/office/drawing/2015/9/8/chartex" xmlns:cx2="http://schemas.microsoft.com/office/drawing/2015/10/21/chartex" xmlns:cx3="http://schemas.microsoft.com/office/drawing/2016/5/9/chartex" xmlns:cx4="http://schemas.microsoft.com/office/drawing/2016/5/10/chartex" xmlns:cx5="http://schemas.microsoft.com/office/drawing/2016/5/11/chartex" xmlns:cx6="http://schemas.microsoft.com/office/drawing/2016/5/12/chartex" xmlns:cx7="http://schemas.microsoft.com/office/drawing/2016/5/13/chartex" xmlns:cx8="http://schemas.microsoft.com/office/drawing/2016/5/14/chartex" xmlns:mc="http://schemas.openxmlformats.org/markup-compatibility/2006" xmlns:aink="http://schemas.microsoft.com/office/drawing/2016/ink" xmlns:am3d="http://schemas.microsoft.com/office/drawing/2017/model3d" xmlns:o="urn:schemas-microsoft-com:office:office" xmlns:oel="http://schemas.microsoft.com/office/2019/extlst" xmlns:r="http://schemas.openxmlformats.org/officeDocument/2006/relationships" xmlns:m="http://schemas.openxmlformats.org/officeDocument/2006/math" xmlns:v="urn:schemas-microsoft-com:vml" xmlns:wp14="http://schemas.microsoft.com/office/word/2010/wordprocessingDrawing" xmlns:wp="http://schemas.openxmlformats.org/drawingml/2006/wordprocessingDrawing" xmlns:w10="urn:schemas-microsoft-com:office:word" xmlns:w="http://schemas.openxmlformats.org/wordprocessingml/2006/main" xmlns:w14="http://schemas.microsoft.com/office/word/2010/wordml" xmlns:w15="http://schemas.microsoft.com/office/word/2012/wordml" xmlns:w16cex="http://schemas.microsoft.com/office/word/2018/wordml/cex" xmlns:w16cid="http://schemas.microsoft.com/office/word/2016/wordml/cid" xmlns:w16="http://schemas.microsoft.com/office/word/2018/wordml" xmlns:w16du="http://schemas.microsoft.com/office/word/2023/wordml/word16du" xmlns:w16sdtdh="http://schemas.microsoft.com/office/word/2020/wordml/sdtdatahash" xmlns:w16se="http://schemas.microsoft.com/office/word/2015/wordml/symex" xmlns:wpg="http://schemas.microsoft.com/office/word/2010/wordprocessingGroup" xmlns:wpi="http://schemas.microsoft.com/office/word/2010/wordprocessingInk" xmlns:wne="http://schemas.microsoft.com/office/word/2006/wordml" xmlns:wps="http://schemas.microsoft.com/office/word/2010/wordprocessingShape" mc:Ignorable="w14 w15 w16se w16cid w16 w16cex w16sdtdh w16du wp14">
+<w:hdr xmlns:wpc="http://schemas.microsoft.com/office/word/2010/wordprocessingCanvas" xmlns:cx="http://schemas.microsoft.com/office/drawing/2014/chartex" xmlns:cx1="http://schemas.microsoft.com/office/drawing/2015/9/8/chartex" xmlns:cx2="http://schemas.microsoft.com/office/drawing/2015/10/21/chartex" xmlns:cx3="http://schemas.microsoft.com/office/drawing/2016/5/9/chartex" xmlns:cx4="http://schemas.microsoft.com/office/drawing/2016/5/10/chartex" xmlns:cx5="http://schemas.microsoft.com/office/drawing/2016/5/11/chartex" xmlns:cx6="http://schemas.microsoft.com/office/drawing/2016/5/12/chartex" xmlns:cx7="http://schemas.microsoft.com/office/drawing/2016/5/13/chartex" xmlns:cx8="http://schemas.microsoft.com/office/drawing/2016/5/14/chartex" xmlns:mc="http://schemas.openxmlformats.org/markup-compatibility/2006" xmlns:aink="http://schemas.microsoft.com/office/drawing/2016/ink" xmlns:am3d="http://schemas.microsoft.com/office/drawing/2017/model3d" xmlns:o="urn:schemas-microsoft-com:office:office" xmlns:oel="http://schemas.microsoft.com/office/2019/extlst" xmlns:r="http://schemas.openxmlformats.org/officeDocument/2006/relationships" xmlns:m="http://schemas.openxmlformats.org/officeDocument/2006/math" xmlns:v="urn:schemas-microsoft-com:vml" xmlns:wp14="http://schemas.microsoft.com/office/word/2010/wordprocessingDrawing" xmlns:wp="http://schemas.openxmlformats.org/drawingml/2006/wordprocessingDrawing" xmlns:w10="urn:schemas-microsoft-com:office:word" xmlns:w="http://schemas.openxmlformats.org/wordprocessingml/2006/main" xmlns:w14="http://schemas.microsoft.com/office/word/2010/wordml" xmlns:w15="http://schemas.microsoft.com/office/word/2012/wordml" xmlns:w16cex="http://schemas.microsoft.com/office/word/2018/wordml/cex" xmlns:w16cid="http://schemas.microsoft.com/office/word/2016/wordml/cid" xmlns:w16="http://schemas.microsoft.com/office/word/2018/wordml" xmlns:w16du="http://schemas.microsoft.com/office/word/2023/wordml/word16du" xmlns:w16sdtdh="http://schemas.microsoft.com/office/word/2020/wordml/sdtdatahash" xmlns:w16sdtfl="http://schemas.microsoft.com/office/word/2024/wordml/sdtformatlock" xmlns:w16se="http://schemas.microsoft.com/office/word/2015/wordml/symex" xmlns:wpg="http://schemas.microsoft.com/office/word/2010/wordprocessingGroup" xmlns:wpi="http://schemas.microsoft.com/office/word/2010/wordprocessingInk" xmlns:wne="http://schemas.microsoft.com/office/word/2006/wordml" xmlns:wps="http://schemas.microsoft.com/office/word/2010/wordprocessingShape" mc:Ignorable="w14 w15 w16se w16cid w16 w16cex w16sdtdh w16sdtfl w16du wp14">
+  <w:p>
+    <w:pPr>
+      <w:pStyle w:val="aa"/>
+    </w:pPr>
+  </w:p>
+</w:hdr>
+</file>
+
+<file path=word/header2.xml><?xml version="1.0" encoding="utf-8"?>
+<w:hdr xmlns:wpc="http://schemas.microsoft.com/office/word/2010/wordprocessingCanvas" xmlns:cx="http://schemas.microsoft.com/office/drawing/2014/chartex" xmlns:cx1="http://schemas.microsoft.com/office/drawing/2015/9/8/chartex" xmlns:cx2="http://schemas.microsoft.com/office/drawing/2015/10/21/chartex" xmlns:cx3="http://schemas.microsoft.com/office/drawing/2016/5/9/chartex" xmlns:cx4="http://schemas.microsoft.com/office/drawing/2016/5/10/chartex" xmlns:cx5="http://schemas.microsoft.com/office/drawing/2016/5/11/chartex" xmlns:cx6="http://schemas.microsoft.com/office/drawing/2016/5/12/chartex" xmlns:cx7="http://schemas.microsoft.com/office/drawing/2016/5/13/chartex" xmlns:cx8="http://schemas.microsoft.com/office/drawing/2016/5/14/chartex" xmlns:mc="http://schemas.openxmlformats.org/markup-compatibility/2006" xmlns:aink="http://schemas.microsoft.com/office/drawing/2016/ink" xmlns:am3d="http://schemas.microsoft.com/office/drawing/2017/model3d" xmlns:o="urn:schemas-microsoft-com:office:office" xmlns:oel="http://schemas.microsoft.com/office/2019/extlst" xmlns:r="http://schemas.openxmlformats.org/officeDocument/2006/relationships" xmlns:m="http://schemas.openxmlformats.org/officeDocument/2006/math" xmlns:v="urn:schemas-microsoft-com:vml" xmlns:wp14="http://schemas.microsoft.com/office/word/2010/wordprocessingDrawing" xmlns:wp="http://schemas.openxmlformats.org/drawingml/2006/wordprocessingDrawing" xmlns:w10="urn:schemas-microsoft-com:office:word" xmlns:w="http://schemas.openxmlformats.org/wordprocessingml/2006/main" xmlns:w14="http://schemas.microsoft.com/office/word/2010/wordml" xmlns:w15="http://schemas.microsoft.com/office/word/2012/wordml" xmlns:w16cex="http://schemas.microsoft.com/office/word/2018/wordml/cex" xmlns:w16cid="http://schemas.microsoft.com/office/word/2016/wordml/cid" xmlns:w16="http://schemas.microsoft.com/office/word/2018/wordml" xmlns:w16du="http://schemas.microsoft.com/office/word/2023/wordml/word16du" xmlns:w16sdtdh="http://schemas.microsoft.com/office/word/2020/wordml/sdtdatahash" xmlns:w16sdtfl="http://schemas.microsoft.com/office/word/2024/wordml/sdtformatlock" xmlns:w16se="http://schemas.microsoft.com/office/word/2015/wordml/symex" xmlns:wpg="http://schemas.microsoft.com/office/word/2010/wordprocessingGroup" xmlns:wpi="http://schemas.microsoft.com/office/word/2010/wordprocessingInk" xmlns:wne="http://schemas.microsoft.com/office/word/2006/wordml" xmlns:wps="http://schemas.microsoft.com/office/word/2010/wordprocessingShape" mc:Ignorable="w14 w15 w16se w16cid w16 w16cex w16sdtdh w16sdtfl w16du wp14">
   <w:p>
     <w:pPr>
       <w:pStyle w:val="aa"/>
@@ -1838,8 +1782,18 @@
 </w:hdr>
 </file>
 
+<file path=word/header3.xml><?xml version="1.0" encoding="utf-8"?>
+<w:hdr xmlns:wpc="http://schemas.microsoft.com/office/word/2010/wordprocessingCanvas" xmlns:cx="http://schemas.microsoft.com/office/drawing/2014/chartex" xmlns:cx1="http://schemas.microsoft.com/office/drawing/2015/9/8/chartex" xmlns:cx2="http://schemas.microsoft.com/office/drawing/2015/10/21/chartex" xmlns:cx3="http://schemas.microsoft.com/office/drawing/2016/5/9/chartex" xmlns:cx4="http://schemas.microsoft.com/office/drawing/2016/5/10/chartex" xmlns:cx5="http://schemas.microsoft.com/office/drawing/2016/5/11/chartex" xmlns:cx6="http://schemas.microsoft.com/office/drawing/2016/5/12/chartex" xmlns:cx7="http://schemas.microsoft.com/office/drawing/2016/5/13/chartex" xmlns:cx8="http://schemas.microsoft.com/office/drawing/2016/5/14/chartex" xmlns:mc="http://schemas.openxmlformats.org/markup-compatibility/2006" xmlns:aink="http://schemas.microsoft.com/office/drawing/2016/ink" xmlns:am3d="http://schemas.microsoft.com/office/drawing/2017/model3d" xmlns:o="urn:schemas-microsoft-com:office:office" xmlns:oel="http://schemas.microsoft.com/office/2019/extlst" xmlns:r="http://schemas.openxmlformats.org/officeDocument/2006/relationships" xmlns:m="http://schemas.openxmlformats.org/officeDocument/2006/math" xmlns:v="urn:schemas-microsoft-com:vml" xmlns:wp14="http://schemas.microsoft.com/office/word/2010/wordprocessingDrawing" xmlns:wp="http://schemas.openxmlformats.org/drawingml/2006/wordprocessingDrawing" xmlns:w10="urn:schemas-microsoft-com:office:word" xmlns:w="http://schemas.openxmlformats.org/wordprocessingml/2006/main" xmlns:w14="http://schemas.microsoft.com/office/word/2010/wordml" xmlns:w15="http://schemas.microsoft.com/office/word/2012/wordml" xmlns:w16cex="http://schemas.microsoft.com/office/word/2018/wordml/cex" xmlns:w16cid="http://schemas.microsoft.com/office/word/2016/wordml/cid" xmlns:w16="http://schemas.microsoft.com/office/word/2018/wordml" xmlns:w16du="http://schemas.microsoft.com/office/word/2023/wordml/word16du" xmlns:w16sdtdh="http://schemas.microsoft.com/office/word/2020/wordml/sdtdatahash" xmlns:w16sdtfl="http://schemas.microsoft.com/office/word/2024/wordml/sdtformatlock" xmlns:w16se="http://schemas.microsoft.com/office/word/2015/wordml/symex" xmlns:wpg="http://schemas.microsoft.com/office/word/2010/wordprocessingGroup" xmlns:wpi="http://schemas.microsoft.com/office/word/2010/wordprocessingInk" xmlns:wne="http://schemas.microsoft.com/office/word/2006/wordml" xmlns:wps="http://schemas.microsoft.com/office/word/2010/wordprocessingShape" mc:Ignorable="w14 w15 w16se w16cid w16 w16cex w16sdtdh w16sdtfl w16du wp14">
+  <w:p>
+    <w:pPr>
+      <w:pStyle w:val="aa"/>
+    </w:pPr>
+  </w:p>
+</w:hdr>
+</file>
+
 <file path=word/styles.xml><?xml version="1.0" encoding="utf-8"?>
-<w:styles xmlns:mc="http://schemas.openxmlformats.org/markup-compatibility/2006" xmlns:r="http://schemas.openxmlformats.org/officeDocument/2006/relationships" xmlns:w="http://schemas.openxmlformats.org/wordprocessingml/2006/main" xmlns:w14="http://schemas.microsoft.com/office/word/2010/wordml" xmlns:w15="http://schemas.microsoft.com/office/word/2012/wordml" xmlns:w16cex="http://schemas.microsoft.com/office/word/2018/wordml/cex" xmlns:w16cid="http://schemas.microsoft.com/office/word/2016/wordml/cid" xmlns:w16="http://schemas.microsoft.com/office/word/2018/wordml" xmlns:w16du="http://schemas.microsoft.com/office/word/2023/wordml/word16du" xmlns:w16sdtdh="http://schemas.microsoft.com/office/word/2020/wordml/sdtdatahash" xmlns:w16se="http://schemas.microsoft.com/office/word/2015/wordml/symex" mc:Ignorable="w14 w15 w16se w16cid w16 w16cex w16sdtdh w16du">
+<w:styles xmlns:mc="http://schemas.openxmlformats.org/markup-compatibility/2006" xmlns:r="http://schemas.openxmlformats.org/officeDocument/2006/relationships" xmlns:w="http://schemas.openxmlformats.org/wordprocessingml/2006/main" xmlns:w14="http://schemas.microsoft.com/office/word/2010/wordml" xmlns:w15="http://schemas.microsoft.com/office/word/2012/wordml" xmlns:w16cex="http://schemas.microsoft.com/office/word/2018/wordml/cex" xmlns:w16cid="http://schemas.microsoft.com/office/word/2016/wordml/cid" xmlns:w16="http://schemas.microsoft.com/office/word/2018/wordml" xmlns:w16du="http://schemas.microsoft.com/office/word/2023/wordml/word16du" xmlns:w16sdtdh="http://schemas.microsoft.com/office/word/2020/wordml/sdtdatahash" xmlns:w16sdtfl="http://schemas.microsoft.com/office/word/2024/wordml/sdtformatlock" xmlns:w16se="http://schemas.microsoft.com/office/word/2015/wordml/symex" mc:Ignorable="w14 w15 w16se w16cid w16 w16cex w16sdtdh w16sdtfl w16du">
   <w:docDefaults>
     <w:rPrDefault>
       <w:rPr>
@@ -2457,6 +2411,7 @@
   <w:style w:type="character" w:default="1" w:styleId="a0">
     <w:name w:val="Default Paragraph Font"/>
     <w:uiPriority w:val="1"/>
+    <w:semiHidden/>
     <w:unhideWhenUsed/>
   </w:style>
   <w:style w:type="table" w:default="1" w:styleId="a1">
